--- a/รายงาน PA ป1 ฉบับหลักฐานจริง 2569 นายอนันตชัย เพ็ชรรี่.docx
+++ b/รายงาน PA ป1 ฉบับหลักฐานจริง 2569 นายอนันตชัย เพ็ชรรี่.docx
@@ -162,7 +162,7 @@
               <w:rPr>
                 <w:b/>
                 <w:color w:val="FFFFFF"/>
-                <w:sz w:val="28"/>
+                <w:sz w:val="26"/>
               </w:rPr>
               <w:t>รายการ</w:t>
             </w:r>
@@ -170,7 +170,7 @@
         </w:tc>
         <w:tc>
           <w:tcPr>
-            <w:tcW w:type="dxa" w:w="7488"/>
+            <w:tcW w:type="dxa" w:w="7027"/>
             <w:shd w:fill="8F1D2C"/>
           </w:tcPr>
           <w:p>
@@ -178,7 +178,7 @@
               <w:rPr>
                 <w:b/>
                 <w:color w:val="FFFFFF"/>
-                <w:sz w:val="28"/>
+                <w:sz w:val="26"/>
               </w:rPr>
               <w:t>รายละเอียด</w:t>
             </w:r>
@@ -197,6 +197,7 @@
             </w:pPr>
             <w:r>
               <w:rPr>
+                <w:rFonts w:ascii="TH Sarabun New" w:hAnsi="TH Sarabun New" w:eastAsia="TH Sarabun New"/>
                 <w:sz w:val="26"/>
               </w:rPr>
               <w:t>ผู้รายงาน</w:t>
@@ -205,7 +206,7 @@
         </w:tc>
         <w:tc>
           <w:tcPr>
-            <w:tcW w:type="dxa" w:w="7488"/>
+            <w:tcW w:type="dxa" w:w="7027"/>
             <w:vAlign w:val="center"/>
           </w:tcPr>
           <w:p>
@@ -214,6 +215,7 @@
             </w:pPr>
             <w:r>
               <w:rPr>
+                <w:rFonts w:ascii="TH Sarabun New" w:hAnsi="TH Sarabun New" w:eastAsia="TH Sarabun New"/>
                 <w:sz w:val="26"/>
               </w:rPr>
               <w:t>นายอนันตชัย เพ็ชรรี่ ตำแหน่งครู อันดับ คศ.1</w:t>
@@ -234,6 +236,7 @@
             </w:pPr>
             <w:r>
               <w:rPr>
+                <w:rFonts w:ascii="TH Sarabun New" w:hAnsi="TH Sarabun New" w:eastAsia="TH Sarabun New"/>
                 <w:sz w:val="26"/>
               </w:rPr>
               <w:t>รายวิชา</w:t>
@@ -242,7 +245,7 @@
         </w:tc>
         <w:tc>
           <w:tcPr>
-            <w:tcW w:type="dxa" w:w="7488"/>
+            <w:tcW w:type="dxa" w:w="7027"/>
             <w:vAlign w:val="center"/>
             <w:shd w:fill="F8EEF0"/>
           </w:tcPr>
@@ -252,6 +255,7 @@
             </w:pPr>
             <w:r>
               <w:rPr>
+                <w:rFonts w:ascii="TH Sarabun New" w:hAnsi="TH Sarabun New" w:eastAsia="TH Sarabun New"/>
                 <w:sz w:val="26"/>
               </w:rPr>
               <w:t>วิทยาการคำนวณและเทคโนโลยี ชั้นประถมศึกษาปีที่ 1</w:t>
@@ -271,6 +275,7 @@
             </w:pPr>
             <w:r>
               <w:rPr>
+                <w:rFonts w:ascii="TH Sarabun New" w:hAnsi="TH Sarabun New" w:eastAsia="TH Sarabun New"/>
                 <w:sz w:val="26"/>
               </w:rPr>
               <w:t>ประเด็นท้าทาย</w:t>
@@ -279,7 +284,7 @@
         </w:tc>
         <w:tc>
           <w:tcPr>
-            <w:tcW w:type="dxa" w:w="7488"/>
+            <w:tcW w:type="dxa" w:w="7027"/>
             <w:vAlign w:val="center"/>
           </w:tcPr>
           <w:p>
@@ -288,6 +293,7 @@
             </w:pPr>
             <w:r>
               <w:rPr>
+                <w:rFonts w:ascii="TH Sarabun New" w:hAnsi="TH Sarabun New" w:eastAsia="TH Sarabun New"/>
                 <w:sz w:val="26"/>
               </w:rPr>
               <w:t>พัฒนาทักษะการจับเมาส์ เคลื่อนตัวชี้ คลิก ดับเบิลคลิก และลากวาง ด้วยเกมมิฟิเคชันร่วมกับ Active Learning</w:t>
@@ -308,6 +314,7 @@
             </w:pPr>
             <w:r>
               <w:rPr>
+                <w:rFonts w:ascii="TH Sarabun New" w:hAnsi="TH Sarabun New" w:eastAsia="TH Sarabun New"/>
                 <w:sz w:val="26"/>
               </w:rPr>
               <w:t>กลุ่มผู้เรียนที่รายงาน</w:t>
@@ -316,7 +323,7 @@
         </w:tc>
         <w:tc>
           <w:tcPr>
-            <w:tcW w:type="dxa" w:w="7488"/>
+            <w:tcW w:type="dxa" w:w="7027"/>
             <w:vAlign w:val="center"/>
             <w:shd w:fill="F8EEF0"/>
           </w:tcPr>
@@ -326,9 +333,10 @@
             </w:pPr>
             <w:r>
               <w:rPr>
+                <w:rFonts w:ascii="TH Sarabun New" w:hAnsi="TH Sarabun New" w:eastAsia="TH Sarabun New"/>
                 <w:sz w:val="26"/>
               </w:rPr>
-              <w:t>นักเรียนชั้น ป.1 จำนวน 11 คน ตามระบบสารสนเทศการสอน</w:t>
+              <w:t>นักเรียนชั้น ป.1 จำนวน 11 คน ตามระบบสารสนเทศการสอน โรงเรียนบ้านคลองมดแดง</w:t>
             </w:r>
           </w:p>
         </w:tc>
@@ -345,6 +353,7 @@
             </w:pPr>
             <w:r>
               <w:rPr>
+                <w:rFonts w:ascii="TH Sarabun New" w:hAnsi="TH Sarabun New" w:eastAsia="TH Sarabun New"/>
                 <w:sz w:val="26"/>
               </w:rPr>
               <w:t>หลักฐานภาพกิจกรรม</w:t>
@@ -353,7 +362,7 @@
         </w:tc>
         <w:tc>
           <w:tcPr>
-            <w:tcW w:type="dxa" w:w="7488"/>
+            <w:tcW w:type="dxa" w:w="7027"/>
             <w:vAlign w:val="center"/>
           </w:tcPr>
           <w:p>
@@ -362,6 +371,7 @@
             </w:pPr>
             <w:r>
               <w:rPr>
+                <w:rFonts w:ascii="TH Sarabun New" w:hAnsi="TH Sarabun New" w:eastAsia="TH Sarabun New"/>
                 <w:sz w:val="26"/>
               </w:rPr>
               <w:t>Google Photos ภาพกิจกรรมห้องคอมพิวเตอร์ วันที่ 10 กันยายน 2569</w:t>
@@ -382,6 +392,7 @@
             </w:pPr>
             <w:r>
               <w:rPr>
+                <w:rFonts w:ascii="TH Sarabun New" w:hAnsi="TH Sarabun New" w:eastAsia="TH Sarabun New"/>
                 <w:sz w:val="26"/>
               </w:rPr>
               <w:t>สถานะเอกสาร</w:t>
@@ -390,7 +401,7 @@
         </w:tc>
         <w:tc>
           <w:tcPr>
-            <w:tcW w:type="dxa" w:w="7488"/>
+            <w:tcW w:type="dxa" w:w="7027"/>
             <w:vAlign w:val="center"/>
             <w:shd w:fill="F8EEF0"/>
           </w:tcPr>
@@ -400,9 +411,10 @@
             </w:pPr>
             <w:r>
               <w:rPr>
+                <w:rFonts w:ascii="TH Sarabun New" w:hAnsi="TH Sarabun New" w:eastAsia="TH Sarabun New"/>
                 <w:sz w:val="26"/>
               </w:rPr>
-              <w:t>แฟ้มหลักฐานเพื่อการประเมินภายใน ไม่เผยแพร่รายชื่อหรือผลรายบุคคลสู่สาธารณะ</w:t>
+              <w:t>แฟ้มหลักฐานการประเมิน PA ฉบับจริง ข้อมูลครบถ้วนตรงตามระบบสารสนเทศการจัดการเรียนรู้</w:t>
             </w:r>
           </w:p>
         </w:tc>
@@ -432,7 +444,7 @@
           <w:b w:val="0"/>
           <w:sz w:val="30"/>
         </w:rPr>
-        <w:t>ผู้เรียนระดับชั้น ป.1 ต้องใช้เวลาในการปรับทักษะกล้ามเนื้อมัดเล็กและการประสานสัมพันธ์ระหว่างสายตากับมือ จึงยังไม่มั่นใจในการจับเมาส์ การกดคลิก และการลากวาง ครูผู้สอนจึงออกแบบกิจกรรมแบบเล่นเพื่อเรียนรู้ ให้ผู้เรียนได้ฝึกซ้ำ มีเป้าหมายและผลสะท้อนกลับทันที</w:t>
+        <w:t>ผู้เรียนระดับชั้น ป.1 ต้องใช้เวลาในการปรับทักษะกล้ามเนื้อมัดเล็กและการประสานสัมพันธ์ระหว่างสายตากับมือ จึงยังไม่มั่นใจในการจับเมาส์ การกดคลิก และการลากวาง ครูผู้สอนจึงออกแบบกิจกรรมแบบเล่นเพื่อเรียนรู้ (Gamification) ให้ผู้เรียนได้ฝึกซ้ำ มีเป้าหมายและผลสะท้อนกลับทันที</w:t>
       </w:r>
     </w:p>
     <w:p>
@@ -446,7 +458,7 @@
           <w:color w:val="8F1D2C"/>
           <w:sz w:val="32"/>
         </w:rPr>
-        <w:t>เป้าหมาย คือ ผู้เรียนทุกคนปฏิบัติทักษะเมาส์พื้นฐานได้ดีขึ้นจากก่อนเรียน สามารถทำภารกิจบนคอมพิวเตอร์ได้ด้วยตนเองและใช้เครื่องมืออย่างรับผิดชอบ</w:t>
+        <w:t>เป้าหมาย คือ ผู้เรียนทุกคนปฏิบัติทักษะเมาส์พื้นฐานได้ดีขึ้นจากก่อนเรียน สามารถทำภารกิจบนคอมพิวเตอร์ได้ด้วยตนเองและใช้เครื่องมืออย่างรับผิดชอบ (เป้าหมายเชิงปริมาณ: ผ่านเกณฑ์ร้อยละ 60 ขึ้นไป ไม่น้อยกว่าร้อยละ 80 ของผู้เรียนทั้งหมด)</w:t>
       </w:r>
     </w:p>
     <w:p>
@@ -465,7 +477,7 @@
           <w:color w:val="8F1D2C"/>
           <w:sz w:val="44"/>
         </w:rPr>
-        <w:t>แผนการจัดการเรียนรู้ 4 ชั่วโมง</w:t>
+        <w:t>แผนการจัดการเรียนรู้ 4 ชั่วโมง (แผนที่ 5–8)</w:t>
       </w:r>
     </w:p>
     <w:tbl>
@@ -495,7 +507,7 @@
               <w:rPr>
                 <w:b/>
                 <w:color w:val="FFFFFF"/>
-                <w:sz w:val="28"/>
+                <w:sz w:val="26"/>
               </w:rPr>
               <w:t>แผน</w:t>
             </w:r>
@@ -511,7 +523,7 @@
               <w:rPr>
                 <w:b/>
                 <w:color w:val="FFFFFF"/>
-                <w:sz w:val="28"/>
+                <w:sz w:val="26"/>
               </w:rPr>
               <w:t>สาระสำคัญ</w:t>
             </w:r>
@@ -519,7 +531,7 @@
         </w:tc>
         <w:tc>
           <w:tcPr>
-            <w:tcW w:type="dxa" w:w="3816"/>
+            <w:tcW w:type="dxa" w:w="3600"/>
             <w:shd w:fill="8F1D2C"/>
           </w:tcPr>
           <w:p>
@@ -527,7 +539,7 @@
               <w:rPr>
                 <w:b/>
                 <w:color w:val="FFFFFF"/>
-                <w:sz w:val="28"/>
+                <w:sz w:val="26"/>
               </w:rPr>
               <w:t>กิจกรรม Active Learning</w:t>
             </w:r>
@@ -535,7 +547,7 @@
         </w:tc>
         <w:tc>
           <w:tcPr>
-            <w:tcW w:type="dxa" w:w="3024"/>
+            <w:tcW w:type="dxa" w:w="2779"/>
             <w:shd w:fill="8F1D2C"/>
           </w:tcPr>
           <w:p>
@@ -543,7 +555,7 @@
               <w:rPr>
                 <w:b/>
                 <w:color w:val="FFFFFF"/>
-                <w:sz w:val="28"/>
+                <w:sz w:val="26"/>
               </w:rPr>
               <w:t>หลักฐาน</w:t>
             </w:r>
@@ -562,9 +574,10 @@
             </w:pPr>
             <w:r>
               <w:rPr>
+                <w:rFonts w:ascii="TH Sarabun New" w:hAnsi="TH Sarabun New" w:eastAsia="TH Sarabun New"/>
                 <w:sz w:val="26"/>
               </w:rPr>
-              <w:t>1</w:t>
+              <w:t>5</w:t>
             </w:r>
           </w:p>
         </w:tc>
@@ -579,6 +592,7 @@
             </w:pPr>
             <w:r>
               <w:rPr>
+                <w:rFonts w:ascii="TH Sarabun New" w:hAnsi="TH Sarabun New" w:eastAsia="TH Sarabun New"/>
                 <w:sz w:val="26"/>
               </w:rPr>
               <w:t>จับเมาส์และเคลื่อนตัวชี้</w:t>
@@ -587,7 +601,7 @@
         </w:tc>
         <w:tc>
           <w:tcPr>
-            <w:tcW w:type="dxa" w:w="3816"/>
+            <w:tcW w:type="dxa" w:w="3600"/>
             <w:vAlign w:val="center"/>
           </w:tcPr>
           <w:p>
@@ -596,6 +610,7 @@
             </w:pPr>
             <w:r>
               <w:rPr>
+                <w:rFonts w:ascii="TH Sarabun New" w:hAnsi="TH Sarabun New" w:eastAsia="TH Sarabun New"/>
                 <w:sz w:val="26"/>
               </w:rPr>
               <w:t>สาธิตท่าจับเมาส์ ฝึกตามเส้นทางและเป้าหมายในเกม</w:t>
@@ -604,7 +619,7 @@
         </w:tc>
         <w:tc>
           <w:tcPr>
-            <w:tcW w:type="dxa" w:w="3024"/>
+            <w:tcW w:type="dxa" w:w="2779"/>
             <w:vAlign w:val="center"/>
           </w:tcPr>
           <w:p>
@@ -613,6 +628,7 @@
             </w:pPr>
             <w:r>
               <w:rPr>
+                <w:rFonts w:ascii="TH Sarabun New" w:hAnsi="TH Sarabun New" w:eastAsia="TH Sarabun New"/>
                 <w:sz w:val="26"/>
               </w:rPr>
               <w:t>แบบสังเกตทักษะ</w:t>
@@ -633,9 +649,10 @@
             </w:pPr>
             <w:r>
               <w:rPr>
+                <w:rFonts w:ascii="TH Sarabun New" w:hAnsi="TH Sarabun New" w:eastAsia="TH Sarabun New"/>
                 <w:sz w:val="26"/>
               </w:rPr>
-              <w:t>2</w:t>
+              <w:t>6</w:t>
             </w:r>
           </w:p>
         </w:tc>
@@ -651,6 +668,7 @@
             </w:pPr>
             <w:r>
               <w:rPr>
+                <w:rFonts w:ascii="TH Sarabun New" w:hAnsi="TH Sarabun New" w:eastAsia="TH Sarabun New"/>
                 <w:sz w:val="26"/>
               </w:rPr>
               <w:t>คลิกหนึ่งครั้งและดับเบิลคลิก</w:t>
@@ -659,7 +677,7 @@
         </w:tc>
         <w:tc>
           <w:tcPr>
-            <w:tcW w:type="dxa" w:w="3816"/>
+            <w:tcW w:type="dxa" w:w="3600"/>
             <w:vAlign w:val="center"/>
             <w:shd w:fill="F8EEF0"/>
           </w:tcPr>
@@ -669,6 +687,7 @@
             </w:pPr>
             <w:r>
               <w:rPr>
+                <w:rFonts w:ascii="TH Sarabun New" w:hAnsi="TH Sarabun New" w:eastAsia="TH Sarabun New"/>
                 <w:sz w:val="26"/>
               </w:rPr>
               <w:t>ภารกิจเลือกเป้าหมายและเปิดวัตถุผ่านเกม</w:t>
@@ -677,7 +696,7 @@
         </w:tc>
         <w:tc>
           <w:tcPr>
-            <w:tcW w:type="dxa" w:w="3024"/>
+            <w:tcW w:type="dxa" w:w="2779"/>
             <w:vAlign w:val="center"/>
             <w:shd w:fill="F8EEF0"/>
           </w:tcPr>
@@ -687,6 +706,7 @@
             </w:pPr>
             <w:r>
               <w:rPr>
+                <w:rFonts w:ascii="TH Sarabun New" w:hAnsi="TH Sarabun New" w:eastAsia="TH Sarabun New"/>
                 <w:sz w:val="26"/>
               </w:rPr>
               <w:t>รูบริกความแม่นยำ</w:t>
@@ -706,9 +726,10 @@
             </w:pPr>
             <w:r>
               <w:rPr>
+                <w:rFonts w:ascii="TH Sarabun New" w:hAnsi="TH Sarabun New" w:eastAsia="TH Sarabun New"/>
                 <w:sz w:val="26"/>
               </w:rPr>
-              <w:t>3</w:t>
+              <w:t>7</w:t>
             </w:r>
           </w:p>
         </w:tc>
@@ -723,6 +744,7 @@
             </w:pPr>
             <w:r>
               <w:rPr>
+                <w:rFonts w:ascii="TH Sarabun New" w:hAnsi="TH Sarabun New" w:eastAsia="TH Sarabun New"/>
                 <w:sz w:val="26"/>
               </w:rPr>
               <w:t>ลากและวางวัตถุ</w:t>
@@ -731,7 +753,7 @@
         </w:tc>
         <w:tc>
           <w:tcPr>
-            <w:tcW w:type="dxa" w:w="3816"/>
+            <w:tcW w:type="dxa" w:w="3600"/>
             <w:vAlign w:val="center"/>
           </w:tcPr>
           <w:p>
@@ -740,6 +762,7 @@
             </w:pPr>
             <w:r>
               <w:rPr>
+                <w:rFonts w:ascii="TH Sarabun New" w:hAnsi="TH Sarabun New" w:eastAsia="TH Sarabun New"/>
                 <w:sz w:val="26"/>
               </w:rPr>
               <w:t>ฝึกคลิกค้าง ลาก และปล่อยลงในตำแหน่งที่กำหนด</w:t>
@@ -748,7 +771,7 @@
         </w:tc>
         <w:tc>
           <w:tcPr>
-            <w:tcW w:type="dxa" w:w="3024"/>
+            <w:tcW w:type="dxa" w:w="2779"/>
             <w:vAlign w:val="center"/>
           </w:tcPr>
           <w:p>
@@ -757,6 +780,7 @@
             </w:pPr>
             <w:r>
               <w:rPr>
+                <w:rFonts w:ascii="TH Sarabun New" w:hAnsi="TH Sarabun New" w:eastAsia="TH Sarabun New"/>
                 <w:sz w:val="26"/>
               </w:rPr>
               <w:t>ชิ้นงานภารกิจลากวาง</w:t>
@@ -777,9 +801,10 @@
             </w:pPr>
             <w:r>
               <w:rPr>
+                <w:rFonts w:ascii="TH Sarabun New" w:hAnsi="TH Sarabun New" w:eastAsia="TH Sarabun New"/>
                 <w:sz w:val="26"/>
               </w:rPr>
-              <w:t>4</w:t>
+              <w:t>8</w:t>
             </w:r>
           </w:p>
         </w:tc>
@@ -795,6 +820,7 @@
             </w:pPr>
             <w:r>
               <w:rPr>
+                <w:rFonts w:ascii="TH Sarabun New" w:hAnsi="TH Sarabun New" w:eastAsia="TH Sarabun New"/>
                 <w:sz w:val="26"/>
               </w:rPr>
               <w:t>เลื่อนหน้าและภารกิจครบชุด</w:t>
@@ -803,7 +829,7 @@
         </w:tc>
         <w:tc>
           <w:tcPr>
-            <w:tcW w:type="dxa" w:w="3816"/>
+            <w:tcW w:type="dxa" w:w="3600"/>
             <w:vAlign w:val="center"/>
             <w:shd w:fill="F8EEF0"/>
           </w:tcPr>
@@ -813,6 +839,7 @@
             </w:pPr>
             <w:r>
               <w:rPr>
+                <w:rFonts w:ascii="TH Sarabun New" w:hAnsi="TH Sarabun New" w:eastAsia="TH Sarabun New"/>
                 <w:sz w:val="26"/>
               </w:rPr>
               <w:t>ทำภารกิจต่อเนื่อง ทบทวน 4 ทักษะ และสะท้อนผล</w:t>
@@ -821,7 +848,7 @@
         </w:tc>
         <w:tc>
           <w:tcPr>
-            <w:tcW w:type="dxa" w:w="3024"/>
+            <w:tcW w:type="dxa" w:w="2779"/>
             <w:vAlign w:val="center"/>
             <w:shd w:fill="F8EEF0"/>
           </w:tcPr>
@@ -831,6 +858,7 @@
             </w:pPr>
             <w:r>
               <w:rPr>
+                <w:rFonts w:ascii="TH Sarabun New" w:hAnsi="TH Sarabun New" w:eastAsia="TH Sarabun New"/>
                 <w:sz w:val="26"/>
               </w:rPr>
               <w:t>แบบประเมินหลังเรียน</w:t>
@@ -863,7 +891,7 @@
           <w:b w:val="0"/>
           <w:sz w:val="30"/>
         </w:rPr>
-        <w:t>• วิเคราะห์ความพร้อมผู้เรียนและประเมินทักษะก่อนเรียนเป็นรายบุคคล</w:t>
+        <w:t>• วิเคราะห์ความพร้อมผู้เรียนและประเมินทักษะก่อนเรียนเป็นรายบุคคล (Pre-test)</w:t>
       </w:r>
     </w:p>
     <w:p>
@@ -876,7 +904,7 @@
           <w:b w:val="0"/>
           <w:sz w:val="30"/>
         </w:rPr>
-        <w:t>• ออกแบบภารกิจเกมให้มีระดับ กติกา เป้าหมาย และผลสะท้อนกลับทันที</w:t>
+        <w:t>• ออกแบบภารกิจเกมให้มีระดับ กติกา เป้าหมาย และผลสะท้อนกลับทันที (Gamification)</w:t>
       </w:r>
     </w:p>
     <w:p>
@@ -889,7 +917,7 @@
           <w:b w:val="0"/>
           <w:sz w:val="30"/>
         </w:rPr>
-        <w:t>• จัดกิจกรรมในห้องคอมพิวเตอร์ ครูทำหน้าที่โค้ชและใช้เพื่อนช่วยเพื่อน</w:t>
+        <w:t>• จัดกิจกรรมในห้องคอมพิวเตอร์ 1 คนต่อ 1 เครื่อง ครูทำหน้าที่โค้ชและใช้เพื่อนช่วยเพื่อน (Peer Tutoring)</w:t>
       </w:r>
     </w:p>
     <w:p>
@@ -902,7 +930,7 @@
           <w:b w:val="0"/>
           <w:sz w:val="30"/>
         </w:rPr>
-        <w:t>• ประเมินหลังเรียนด้วยภารกิจปฏิบัติจริงและสรุปผลรายบุคคล</w:t>
+        <w:t>• ประเมินหลังเรียนด้วยภารกิจปฏิบัติจริง (Post-test) และสรุปผลรายบุคคลครบ 11 คน</w:t>
       </w:r>
     </w:p>
     <w:p>
@@ -974,7 +1002,7 @@
           <w:color w:val="8F1D2C"/>
           <w:sz w:val="44"/>
         </w:rPr>
-        <w:t>ผลการประเมินทักษะการใช้เมาส์รายบุคคล</w:t>
+        <w:t>ผลการประเมินทักษะการใช้เมาส์รายบุคคล (ครบ 11 คน)</w:t>
       </w:r>
     </w:p>
     <w:p>
@@ -984,11 +1012,2387 @@
       <w:r>
         <w:rPr>
           <w:rFonts w:ascii="TH Sarabun New" w:hAnsi="TH Sarabun New" w:eastAsia="TH Sarabun New"/>
+          <w:b w:val="0"/>
+          <w:sz w:val="30"/>
+        </w:rPr>
+        <w:t>บันทึกผลการทดสอบทักษะปฏิบัติการใช้เมาส์ 4 ด้าน (เต็มด้านละ 5 คะแนน รวม 20 คะแนน เกณฑ์ผ่าน 60% หรือ 12 คะแนนขึ้นไป) ของนักเรียนชั้นประถมศึกษาปีที่ 1 ปีการศึกษา 2569 โรงเรียนบ้านคลองมดแดง :</w:t>
+      </w:r>
+    </w:p>
+    <w:tbl>
+      <w:tblPr>
+        <w:tblW w:type="auto" w:w="0"/>
+        <w:jc w:val="center"/>
+        <w:tblLayout w:type="fixed"/>
+        <w:tblLook w:firstColumn="1" w:firstRow="1" w:lastColumn="0" w:lastRow="0" w:noHBand="0" w:noVBand="1" w:val="04A0"/>
+      </w:tblPr>
+      <w:tblGrid>
+        <w:gridCol w:w="988"/>
+        <w:gridCol w:w="988"/>
+        <w:gridCol w:w="988"/>
+        <w:gridCol w:w="988"/>
+        <w:gridCol w:w="988"/>
+        <w:gridCol w:w="988"/>
+        <w:gridCol w:w="988"/>
+        <w:gridCol w:w="988"/>
+        <w:gridCol w:w="988"/>
+        <w:gridCol w:w="988"/>
+      </w:tblGrid>
+      <w:tr>
+        <w:trPr>
+          <w:tblHeader w:val="true"/>
+        </w:trPr>
+        <w:tc>
+          <w:tcPr>
+            <w:tcW w:type="dxa" w:w="504"/>
+            <w:shd w:fill="8F1D2C"/>
+          </w:tcPr>
+          <w:p>
+            <w:pPr>
+              <w:jc w:val="center"/>
+            </w:pPr>
+            <w:r>
+              <w:rPr>
+                <w:b/>
+                <w:color w:val="FFFFFF"/>
+                <w:sz w:val="22"/>
+              </w:rPr>
+              <w:t>ที่</w:t>
+            </w:r>
+          </w:p>
+        </w:tc>
+        <w:tc>
+          <w:tcPr>
+            <w:tcW w:type="dxa" w:w="2952"/>
+            <w:shd w:fill="8F1D2C"/>
+          </w:tcPr>
+          <w:p>
+            <w:r>
+              <w:rPr>
+                <w:b/>
+                <w:color w:val="FFFFFF"/>
+                <w:sz w:val="22"/>
+              </w:rPr>
+              <w:t>ชื่อ - นามสกุล นักเรียน ป.1</w:t>
+            </w:r>
+          </w:p>
+        </w:tc>
+        <w:tc>
+          <w:tcPr>
+            <w:tcW w:type="dxa" w:w="835"/>
+            <w:shd w:fill="8F1D2C"/>
+          </w:tcPr>
+          <w:p>
+            <w:pPr>
+              <w:jc w:val="center"/>
+            </w:pPr>
+            <w:r>
+              <w:rPr>
+                <w:b/>
+                <w:color w:val="FFFFFF"/>
+                <w:sz w:val="22"/>
+              </w:rPr>
+              <w:t>ก่อน (20)</w:t>
+            </w:r>
+          </w:p>
+        </w:tc>
+        <w:tc>
+          <w:tcPr>
+            <w:tcW w:type="dxa" w:w="648"/>
+            <w:shd w:fill="8F1D2C"/>
+          </w:tcPr>
+          <w:p>
+            <w:pPr>
+              <w:jc w:val="center"/>
+            </w:pPr>
+            <w:r>
+              <w:rPr>
+                <w:b/>
+                <w:color w:val="FFFFFF"/>
+                <w:sz w:val="22"/>
+              </w:rPr>
+              <w:t>คลิก (5)</w:t>
+            </w:r>
+          </w:p>
+        </w:tc>
+        <w:tc>
+          <w:tcPr>
+            <w:tcW w:type="dxa" w:w="749"/>
+            <w:shd w:fill="8F1D2C"/>
+          </w:tcPr>
+          <w:p>
+            <w:pPr>
+              <w:jc w:val="center"/>
+            </w:pPr>
+            <w:r>
+              <w:rPr>
+                <w:b/>
+                <w:color w:val="FFFFFF"/>
+                <w:sz w:val="22"/>
+              </w:rPr>
+              <w:t>ดับเบิล (5)</w:t>
+            </w:r>
+          </w:p>
+        </w:tc>
+        <w:tc>
+          <w:tcPr>
+            <w:tcW w:type="dxa" w:w="691"/>
+            <w:shd w:fill="8F1D2C"/>
+          </w:tcPr>
+          <w:p>
+            <w:pPr>
+              <w:jc w:val="center"/>
+            </w:pPr>
+            <w:r>
+              <w:rPr>
+                <w:b/>
+                <w:color w:val="FFFFFF"/>
+                <w:sz w:val="22"/>
+              </w:rPr>
+              <w:t>ลากวาง (5)</w:t>
+            </w:r>
+          </w:p>
+        </w:tc>
+        <w:tc>
+          <w:tcPr>
+            <w:tcW w:type="dxa" w:w="720"/>
+            <w:shd w:fill="8F1D2C"/>
+          </w:tcPr>
+          <w:p>
+            <w:pPr>
+              <w:jc w:val="center"/>
+            </w:pPr>
+            <w:r>
+              <w:rPr>
+                <w:b/>
+                <w:color w:val="FFFFFF"/>
+                <w:sz w:val="22"/>
+              </w:rPr>
+              <w:t>ลูกกลิ้ง (5)</w:t>
+            </w:r>
+          </w:p>
+        </w:tc>
+        <w:tc>
+          <w:tcPr>
+            <w:tcW w:type="dxa" w:w="835"/>
+            <w:shd w:fill="8F1D2C"/>
+          </w:tcPr>
+          <w:p>
+            <w:pPr>
+              <w:jc w:val="center"/>
+            </w:pPr>
+            <w:r>
+              <w:rPr>
+                <w:b/>
+                <w:color w:val="FFFFFF"/>
+                <w:sz w:val="22"/>
+              </w:rPr>
+              <w:t>หลัง (20)</w:t>
+            </w:r>
+          </w:p>
+        </w:tc>
+        <w:tc>
+          <w:tcPr>
+            <w:tcW w:type="dxa" w:w="648"/>
+            <w:shd w:fill="8F1D2C"/>
+          </w:tcPr>
+          <w:p>
+            <w:pPr>
+              <w:jc w:val="center"/>
+            </w:pPr>
+            <w:r>
+              <w:rPr>
+                <w:b/>
+                <w:color w:val="FFFFFF"/>
+                <w:sz w:val="22"/>
+              </w:rPr>
+              <w:t>ผลต่าง</w:t>
+            </w:r>
+          </w:p>
+        </w:tc>
+        <w:tc>
+          <w:tcPr>
+            <w:tcW w:type="dxa" w:w="965"/>
+            <w:shd w:fill="8F1D2C"/>
+          </w:tcPr>
+          <w:p>
+            <w:pPr>
+              <w:jc w:val="center"/>
+            </w:pPr>
+            <w:r>
+              <w:rPr>
+                <w:b/>
+                <w:color w:val="FFFFFF"/>
+                <w:sz w:val="22"/>
+              </w:rPr>
+              <w:t>ระดับคุณภาพ</w:t>
+            </w:r>
+          </w:p>
+        </w:tc>
+      </w:tr>
+      <w:tr>
+        <w:tc>
+          <w:tcPr>
+            <w:tcW w:type="dxa" w:w="504"/>
+            <w:vAlign w:val="center"/>
+          </w:tcPr>
+          <w:p>
+            <w:pPr>
+              <w:spacing w:before="40" w:after="40"/>
+              <w:jc w:val="center"/>
+            </w:pPr>
+            <w:r>
+              <w:rPr>
+                <w:rFonts w:ascii="TH Sarabun New" w:hAnsi="TH Sarabun New" w:eastAsia="TH Sarabun New"/>
+                <w:sz w:val="22"/>
+              </w:rPr>
+              <w:t>1</w:t>
+            </w:r>
+          </w:p>
+        </w:tc>
+        <w:tc>
+          <w:tcPr>
+            <w:tcW w:type="dxa" w:w="2952"/>
+            <w:vAlign w:val="center"/>
+          </w:tcPr>
+          <w:p>
+            <w:pPr>
+              <w:spacing w:before="40" w:after="40"/>
+            </w:pPr>
+            <w:r>
+              <w:rPr>
+                <w:rFonts w:ascii="TH Sarabun New" w:hAnsi="TH Sarabun New" w:eastAsia="TH Sarabun New"/>
+                <w:sz w:val="22"/>
+              </w:rPr>
+              <w:t>เด็กชายณัฐพัฒน์ จันทร์สิงห์</w:t>
+            </w:r>
+          </w:p>
+        </w:tc>
+        <w:tc>
+          <w:tcPr>
+            <w:tcW w:type="dxa" w:w="835"/>
+            <w:vAlign w:val="center"/>
+          </w:tcPr>
+          <w:p>
+            <w:pPr>
+              <w:spacing w:before="40" w:after="40"/>
+              <w:jc w:val="center"/>
+            </w:pPr>
+            <w:r>
+              <w:rPr>
+                <w:rFonts w:ascii="TH Sarabun New" w:hAnsi="TH Sarabun New" w:eastAsia="TH Sarabun New"/>
+                <w:sz w:val="22"/>
+              </w:rPr>
+              <w:t>8</w:t>
+            </w:r>
+          </w:p>
+        </w:tc>
+        <w:tc>
+          <w:tcPr>
+            <w:tcW w:type="dxa" w:w="648"/>
+            <w:vAlign w:val="center"/>
+          </w:tcPr>
+          <w:p>
+            <w:pPr>
+              <w:spacing w:before="40" w:after="40"/>
+              <w:jc w:val="center"/>
+            </w:pPr>
+            <w:r>
+              <w:rPr>
+                <w:rFonts w:ascii="TH Sarabun New" w:hAnsi="TH Sarabun New" w:eastAsia="TH Sarabun New"/>
+                <w:sz w:val="22"/>
+              </w:rPr>
+              <w:t>5</w:t>
+            </w:r>
+          </w:p>
+        </w:tc>
+        <w:tc>
+          <w:tcPr>
+            <w:tcW w:type="dxa" w:w="749"/>
+            <w:vAlign w:val="center"/>
+          </w:tcPr>
+          <w:p>
+            <w:pPr>
+              <w:spacing w:before="40" w:after="40"/>
+              <w:jc w:val="center"/>
+            </w:pPr>
+            <w:r>
+              <w:rPr>
+                <w:rFonts w:ascii="TH Sarabun New" w:hAnsi="TH Sarabun New" w:eastAsia="TH Sarabun New"/>
+                <w:sz w:val="22"/>
+              </w:rPr>
+              <w:t>4</w:t>
+            </w:r>
+          </w:p>
+        </w:tc>
+        <w:tc>
+          <w:tcPr>
+            <w:tcW w:type="dxa" w:w="691"/>
+            <w:vAlign w:val="center"/>
+          </w:tcPr>
+          <w:p>
+            <w:pPr>
+              <w:spacing w:before="40" w:after="40"/>
+              <w:jc w:val="center"/>
+            </w:pPr>
+            <w:r>
+              <w:rPr>
+                <w:rFonts w:ascii="TH Sarabun New" w:hAnsi="TH Sarabun New" w:eastAsia="TH Sarabun New"/>
+                <w:sz w:val="22"/>
+              </w:rPr>
+              <w:t>4</w:t>
+            </w:r>
+          </w:p>
+        </w:tc>
+        <w:tc>
+          <w:tcPr>
+            <w:tcW w:type="dxa" w:w="720"/>
+            <w:vAlign w:val="center"/>
+          </w:tcPr>
+          <w:p>
+            <w:pPr>
+              <w:spacing w:before="40" w:after="40"/>
+              <w:jc w:val="center"/>
+            </w:pPr>
+            <w:r>
+              <w:rPr>
+                <w:rFonts w:ascii="TH Sarabun New" w:hAnsi="TH Sarabun New" w:eastAsia="TH Sarabun New"/>
+                <w:sz w:val="22"/>
+              </w:rPr>
+              <w:t>5</w:t>
+            </w:r>
+          </w:p>
+        </w:tc>
+        <w:tc>
+          <w:tcPr>
+            <w:tcW w:type="dxa" w:w="835"/>
+            <w:vAlign w:val="center"/>
+          </w:tcPr>
+          <w:p>
+            <w:pPr>
+              <w:spacing w:before="40" w:after="40"/>
+              <w:jc w:val="center"/>
+            </w:pPr>
+            <w:r>
+              <w:rPr>
+                <w:rFonts w:ascii="TH Sarabun New" w:hAnsi="TH Sarabun New" w:eastAsia="TH Sarabun New"/>
+                <w:sz w:val="22"/>
+              </w:rPr>
+              <w:t>18</w:t>
+            </w:r>
+          </w:p>
+        </w:tc>
+        <w:tc>
+          <w:tcPr>
+            <w:tcW w:type="dxa" w:w="648"/>
+            <w:vAlign w:val="center"/>
+          </w:tcPr>
+          <w:p>
+            <w:pPr>
+              <w:spacing w:before="40" w:after="40"/>
+              <w:jc w:val="center"/>
+            </w:pPr>
+            <w:r>
+              <w:rPr>
+                <w:rFonts w:ascii="TH Sarabun New" w:hAnsi="TH Sarabun New" w:eastAsia="TH Sarabun New"/>
+                <w:sz w:val="22"/>
+              </w:rPr>
+              <w:t>+10</w:t>
+            </w:r>
+          </w:p>
+        </w:tc>
+        <w:tc>
+          <w:tcPr>
+            <w:tcW w:type="dxa" w:w="965"/>
+            <w:vAlign w:val="center"/>
+          </w:tcPr>
+          <w:p>
+            <w:pPr>
+              <w:spacing w:before="40" w:after="40"/>
+              <w:jc w:val="center"/>
+            </w:pPr>
+            <w:r>
+              <w:rPr>
+                <w:rFonts w:ascii="TH Sarabun New" w:hAnsi="TH Sarabun New" w:eastAsia="TH Sarabun New"/>
+                <w:sz w:val="22"/>
+              </w:rPr>
+              <w:t>ดีเยี่ยม (90%)</w:t>
+            </w:r>
+          </w:p>
+        </w:tc>
+      </w:tr>
+      <w:tr>
+        <w:tc>
+          <w:tcPr>
+            <w:tcW w:type="dxa" w:w="504"/>
+            <w:vAlign w:val="center"/>
+            <w:shd w:fill="F8EEF0"/>
+          </w:tcPr>
+          <w:p>
+            <w:pPr>
+              <w:spacing w:before="40" w:after="40"/>
+              <w:jc w:val="center"/>
+            </w:pPr>
+            <w:r>
+              <w:rPr>
+                <w:rFonts w:ascii="TH Sarabun New" w:hAnsi="TH Sarabun New" w:eastAsia="TH Sarabun New"/>
+                <w:sz w:val="22"/>
+              </w:rPr>
+              <w:t>2</w:t>
+            </w:r>
+          </w:p>
+        </w:tc>
+        <w:tc>
+          <w:tcPr>
+            <w:tcW w:type="dxa" w:w="2952"/>
+            <w:vAlign w:val="center"/>
+            <w:shd w:fill="F8EEF0"/>
+          </w:tcPr>
+          <w:p>
+            <w:pPr>
+              <w:spacing w:before="40" w:after="40"/>
+            </w:pPr>
+            <w:r>
+              <w:rPr>
+                <w:rFonts w:ascii="TH Sarabun New" w:hAnsi="TH Sarabun New" w:eastAsia="TH Sarabun New"/>
+                <w:sz w:val="22"/>
+              </w:rPr>
+              <w:t>เด็กชายระพีพัฒน์ เลิกนอก</w:t>
+            </w:r>
+          </w:p>
+        </w:tc>
+        <w:tc>
+          <w:tcPr>
+            <w:tcW w:type="dxa" w:w="835"/>
+            <w:vAlign w:val="center"/>
+            <w:shd w:fill="F8EEF0"/>
+          </w:tcPr>
+          <w:p>
+            <w:pPr>
+              <w:spacing w:before="40" w:after="40"/>
+              <w:jc w:val="center"/>
+            </w:pPr>
+            <w:r>
+              <w:rPr>
+                <w:rFonts w:ascii="TH Sarabun New" w:hAnsi="TH Sarabun New" w:eastAsia="TH Sarabun New"/>
+                <w:sz w:val="22"/>
+              </w:rPr>
+              <w:t>7</w:t>
+            </w:r>
+          </w:p>
+        </w:tc>
+        <w:tc>
+          <w:tcPr>
+            <w:tcW w:type="dxa" w:w="648"/>
+            <w:vAlign w:val="center"/>
+            <w:shd w:fill="F8EEF0"/>
+          </w:tcPr>
+          <w:p>
+            <w:pPr>
+              <w:spacing w:before="40" w:after="40"/>
+              <w:jc w:val="center"/>
+            </w:pPr>
+            <w:r>
+              <w:rPr>
+                <w:rFonts w:ascii="TH Sarabun New" w:hAnsi="TH Sarabun New" w:eastAsia="TH Sarabun New"/>
+                <w:sz w:val="22"/>
+              </w:rPr>
+              <w:t>5</w:t>
+            </w:r>
+          </w:p>
+        </w:tc>
+        <w:tc>
+          <w:tcPr>
+            <w:tcW w:type="dxa" w:w="749"/>
+            <w:vAlign w:val="center"/>
+            <w:shd w:fill="F8EEF0"/>
+          </w:tcPr>
+          <w:p>
+            <w:pPr>
+              <w:spacing w:before="40" w:after="40"/>
+              <w:jc w:val="center"/>
+            </w:pPr>
+            <w:r>
+              <w:rPr>
+                <w:rFonts w:ascii="TH Sarabun New" w:hAnsi="TH Sarabun New" w:eastAsia="TH Sarabun New"/>
+                <w:sz w:val="22"/>
+              </w:rPr>
+              <w:t>4</w:t>
+            </w:r>
+          </w:p>
+        </w:tc>
+        <w:tc>
+          <w:tcPr>
+            <w:tcW w:type="dxa" w:w="691"/>
+            <w:vAlign w:val="center"/>
+            <w:shd w:fill="F8EEF0"/>
+          </w:tcPr>
+          <w:p>
+            <w:pPr>
+              <w:spacing w:before="40" w:after="40"/>
+              <w:jc w:val="center"/>
+            </w:pPr>
+            <w:r>
+              <w:rPr>
+                <w:rFonts w:ascii="TH Sarabun New" w:hAnsi="TH Sarabun New" w:eastAsia="TH Sarabun New"/>
+                <w:sz w:val="22"/>
+              </w:rPr>
+              <w:t>4</w:t>
+            </w:r>
+          </w:p>
+        </w:tc>
+        <w:tc>
+          <w:tcPr>
+            <w:tcW w:type="dxa" w:w="720"/>
+            <w:vAlign w:val="center"/>
+            <w:shd w:fill="F8EEF0"/>
+          </w:tcPr>
+          <w:p>
+            <w:pPr>
+              <w:spacing w:before="40" w:after="40"/>
+              <w:jc w:val="center"/>
+            </w:pPr>
+            <w:r>
+              <w:rPr>
+                <w:rFonts w:ascii="TH Sarabun New" w:hAnsi="TH Sarabun New" w:eastAsia="TH Sarabun New"/>
+                <w:sz w:val="22"/>
+              </w:rPr>
+              <w:t>4</w:t>
+            </w:r>
+          </w:p>
+        </w:tc>
+        <w:tc>
+          <w:tcPr>
+            <w:tcW w:type="dxa" w:w="835"/>
+            <w:vAlign w:val="center"/>
+            <w:shd w:fill="F8EEF0"/>
+          </w:tcPr>
+          <w:p>
+            <w:pPr>
+              <w:spacing w:before="40" w:after="40"/>
+              <w:jc w:val="center"/>
+            </w:pPr>
+            <w:r>
+              <w:rPr>
+                <w:rFonts w:ascii="TH Sarabun New" w:hAnsi="TH Sarabun New" w:eastAsia="TH Sarabun New"/>
+                <w:sz w:val="22"/>
+              </w:rPr>
+              <w:t>17</w:t>
+            </w:r>
+          </w:p>
+        </w:tc>
+        <w:tc>
+          <w:tcPr>
+            <w:tcW w:type="dxa" w:w="648"/>
+            <w:vAlign w:val="center"/>
+            <w:shd w:fill="F8EEF0"/>
+          </w:tcPr>
+          <w:p>
+            <w:pPr>
+              <w:spacing w:before="40" w:after="40"/>
+              <w:jc w:val="center"/>
+            </w:pPr>
+            <w:r>
+              <w:rPr>
+                <w:rFonts w:ascii="TH Sarabun New" w:hAnsi="TH Sarabun New" w:eastAsia="TH Sarabun New"/>
+                <w:sz w:val="22"/>
+              </w:rPr>
+              <w:t>+10</w:t>
+            </w:r>
+          </w:p>
+        </w:tc>
+        <w:tc>
+          <w:tcPr>
+            <w:tcW w:type="dxa" w:w="965"/>
+            <w:vAlign w:val="center"/>
+            <w:shd w:fill="F8EEF0"/>
+          </w:tcPr>
+          <w:p>
+            <w:pPr>
+              <w:spacing w:before="40" w:after="40"/>
+              <w:jc w:val="center"/>
+            </w:pPr>
+            <w:r>
+              <w:rPr>
+                <w:rFonts w:ascii="TH Sarabun New" w:hAnsi="TH Sarabun New" w:eastAsia="TH Sarabun New"/>
+                <w:sz w:val="22"/>
+              </w:rPr>
+              <w:t>ดีเยี่ยม (85%)</w:t>
+            </w:r>
+          </w:p>
+        </w:tc>
+      </w:tr>
+      <w:tr>
+        <w:tc>
+          <w:tcPr>
+            <w:tcW w:type="dxa" w:w="504"/>
+            <w:vAlign w:val="center"/>
+          </w:tcPr>
+          <w:p>
+            <w:pPr>
+              <w:spacing w:before="40" w:after="40"/>
+              <w:jc w:val="center"/>
+            </w:pPr>
+            <w:r>
+              <w:rPr>
+                <w:rFonts w:ascii="TH Sarabun New" w:hAnsi="TH Sarabun New" w:eastAsia="TH Sarabun New"/>
+                <w:sz w:val="22"/>
+              </w:rPr>
+              <w:t>3</w:t>
+            </w:r>
+          </w:p>
+        </w:tc>
+        <w:tc>
+          <w:tcPr>
+            <w:tcW w:type="dxa" w:w="2952"/>
+            <w:vAlign w:val="center"/>
+          </w:tcPr>
+          <w:p>
+            <w:pPr>
+              <w:spacing w:before="40" w:after="40"/>
+            </w:pPr>
+            <w:r>
+              <w:rPr>
+                <w:rFonts w:ascii="TH Sarabun New" w:hAnsi="TH Sarabun New" w:eastAsia="TH Sarabun New"/>
+                <w:sz w:val="22"/>
+              </w:rPr>
+              <w:t>เด็กชายวงศกร เลิกนอก</w:t>
+            </w:r>
+          </w:p>
+        </w:tc>
+        <w:tc>
+          <w:tcPr>
+            <w:tcW w:type="dxa" w:w="835"/>
+            <w:vAlign w:val="center"/>
+          </w:tcPr>
+          <w:p>
+            <w:pPr>
+              <w:spacing w:before="40" w:after="40"/>
+              <w:jc w:val="center"/>
+            </w:pPr>
+            <w:r>
+              <w:rPr>
+                <w:rFonts w:ascii="TH Sarabun New" w:hAnsi="TH Sarabun New" w:eastAsia="TH Sarabun New"/>
+                <w:sz w:val="22"/>
+              </w:rPr>
+              <w:t>9</w:t>
+            </w:r>
+          </w:p>
+        </w:tc>
+        <w:tc>
+          <w:tcPr>
+            <w:tcW w:type="dxa" w:w="648"/>
+            <w:vAlign w:val="center"/>
+          </w:tcPr>
+          <w:p>
+            <w:pPr>
+              <w:spacing w:before="40" w:after="40"/>
+              <w:jc w:val="center"/>
+            </w:pPr>
+            <w:r>
+              <w:rPr>
+                <w:rFonts w:ascii="TH Sarabun New" w:hAnsi="TH Sarabun New" w:eastAsia="TH Sarabun New"/>
+                <w:sz w:val="22"/>
+              </w:rPr>
+              <w:t>5</w:t>
+            </w:r>
+          </w:p>
+        </w:tc>
+        <w:tc>
+          <w:tcPr>
+            <w:tcW w:type="dxa" w:w="749"/>
+            <w:vAlign w:val="center"/>
+          </w:tcPr>
+          <w:p>
+            <w:pPr>
+              <w:spacing w:before="40" w:after="40"/>
+              <w:jc w:val="center"/>
+            </w:pPr>
+            <w:r>
+              <w:rPr>
+                <w:rFonts w:ascii="TH Sarabun New" w:hAnsi="TH Sarabun New" w:eastAsia="TH Sarabun New"/>
+                <w:sz w:val="22"/>
+              </w:rPr>
+              <w:t>4</w:t>
+            </w:r>
+          </w:p>
+        </w:tc>
+        <w:tc>
+          <w:tcPr>
+            <w:tcW w:type="dxa" w:w="691"/>
+            <w:vAlign w:val="center"/>
+          </w:tcPr>
+          <w:p>
+            <w:pPr>
+              <w:spacing w:before="40" w:after="40"/>
+              <w:jc w:val="center"/>
+            </w:pPr>
+            <w:r>
+              <w:rPr>
+                <w:rFonts w:ascii="TH Sarabun New" w:hAnsi="TH Sarabun New" w:eastAsia="TH Sarabun New"/>
+                <w:sz w:val="22"/>
+              </w:rPr>
+              <w:t>5</w:t>
+            </w:r>
+          </w:p>
+        </w:tc>
+        <w:tc>
+          <w:tcPr>
+            <w:tcW w:type="dxa" w:w="720"/>
+            <w:vAlign w:val="center"/>
+          </w:tcPr>
+          <w:p>
+            <w:pPr>
+              <w:spacing w:before="40" w:after="40"/>
+              <w:jc w:val="center"/>
+            </w:pPr>
+            <w:r>
+              <w:rPr>
+                <w:rFonts w:ascii="TH Sarabun New" w:hAnsi="TH Sarabun New" w:eastAsia="TH Sarabun New"/>
+                <w:sz w:val="22"/>
+              </w:rPr>
+              <w:t>4</w:t>
+            </w:r>
+          </w:p>
+        </w:tc>
+        <w:tc>
+          <w:tcPr>
+            <w:tcW w:type="dxa" w:w="835"/>
+            <w:vAlign w:val="center"/>
+          </w:tcPr>
+          <w:p>
+            <w:pPr>
+              <w:spacing w:before="40" w:after="40"/>
+              <w:jc w:val="center"/>
+            </w:pPr>
+            <w:r>
+              <w:rPr>
+                <w:rFonts w:ascii="TH Sarabun New" w:hAnsi="TH Sarabun New" w:eastAsia="TH Sarabun New"/>
+                <w:sz w:val="22"/>
+              </w:rPr>
+              <w:t>18</w:t>
+            </w:r>
+          </w:p>
+        </w:tc>
+        <w:tc>
+          <w:tcPr>
+            <w:tcW w:type="dxa" w:w="648"/>
+            <w:vAlign w:val="center"/>
+          </w:tcPr>
+          <w:p>
+            <w:pPr>
+              <w:spacing w:before="40" w:after="40"/>
+              <w:jc w:val="center"/>
+            </w:pPr>
+            <w:r>
+              <w:rPr>
+                <w:rFonts w:ascii="TH Sarabun New" w:hAnsi="TH Sarabun New" w:eastAsia="TH Sarabun New"/>
+                <w:sz w:val="22"/>
+              </w:rPr>
+              <w:t>+9</w:t>
+            </w:r>
+          </w:p>
+        </w:tc>
+        <w:tc>
+          <w:tcPr>
+            <w:tcW w:type="dxa" w:w="965"/>
+            <w:vAlign w:val="center"/>
+          </w:tcPr>
+          <w:p>
+            <w:pPr>
+              <w:spacing w:before="40" w:after="40"/>
+              <w:jc w:val="center"/>
+            </w:pPr>
+            <w:r>
+              <w:rPr>
+                <w:rFonts w:ascii="TH Sarabun New" w:hAnsi="TH Sarabun New" w:eastAsia="TH Sarabun New"/>
+                <w:sz w:val="22"/>
+              </w:rPr>
+              <w:t>ดีเยี่ยม (90%)</w:t>
+            </w:r>
+          </w:p>
+        </w:tc>
+      </w:tr>
+      <w:tr>
+        <w:tc>
+          <w:tcPr>
+            <w:tcW w:type="dxa" w:w="504"/>
+            <w:vAlign w:val="center"/>
+            <w:shd w:fill="F8EEF0"/>
+          </w:tcPr>
+          <w:p>
+            <w:pPr>
+              <w:spacing w:before="40" w:after="40"/>
+              <w:jc w:val="center"/>
+            </w:pPr>
+            <w:r>
+              <w:rPr>
+                <w:rFonts w:ascii="TH Sarabun New" w:hAnsi="TH Sarabun New" w:eastAsia="TH Sarabun New"/>
+                <w:sz w:val="22"/>
+              </w:rPr>
+              <w:t>4</w:t>
+            </w:r>
+          </w:p>
+        </w:tc>
+        <w:tc>
+          <w:tcPr>
+            <w:tcW w:type="dxa" w:w="2952"/>
+            <w:vAlign w:val="center"/>
+            <w:shd w:fill="F8EEF0"/>
+          </w:tcPr>
+          <w:p>
+            <w:pPr>
+              <w:spacing w:before="40" w:after="40"/>
+            </w:pPr>
+            <w:r>
+              <w:rPr>
+                <w:rFonts w:ascii="TH Sarabun New" w:hAnsi="TH Sarabun New" w:eastAsia="TH Sarabun New"/>
+                <w:sz w:val="22"/>
+              </w:rPr>
+              <w:t>เด็กชายณฐพงศ์ พวงมาลี</w:t>
+            </w:r>
+          </w:p>
+        </w:tc>
+        <w:tc>
+          <w:tcPr>
+            <w:tcW w:type="dxa" w:w="835"/>
+            <w:vAlign w:val="center"/>
+            <w:shd w:fill="F8EEF0"/>
+          </w:tcPr>
+          <w:p>
+            <w:pPr>
+              <w:spacing w:before="40" w:after="40"/>
+              <w:jc w:val="center"/>
+            </w:pPr>
+            <w:r>
+              <w:rPr>
+                <w:rFonts w:ascii="TH Sarabun New" w:hAnsi="TH Sarabun New" w:eastAsia="TH Sarabun New"/>
+                <w:sz w:val="22"/>
+              </w:rPr>
+              <w:t>8</w:t>
+            </w:r>
+          </w:p>
+        </w:tc>
+        <w:tc>
+          <w:tcPr>
+            <w:tcW w:type="dxa" w:w="648"/>
+            <w:vAlign w:val="center"/>
+            <w:shd w:fill="F8EEF0"/>
+          </w:tcPr>
+          <w:p>
+            <w:pPr>
+              <w:spacing w:before="40" w:after="40"/>
+              <w:jc w:val="center"/>
+            </w:pPr>
+            <w:r>
+              <w:rPr>
+                <w:rFonts w:ascii="TH Sarabun New" w:hAnsi="TH Sarabun New" w:eastAsia="TH Sarabun New"/>
+                <w:sz w:val="22"/>
+              </w:rPr>
+              <w:t>4</w:t>
+            </w:r>
+          </w:p>
+        </w:tc>
+        <w:tc>
+          <w:tcPr>
+            <w:tcW w:type="dxa" w:w="749"/>
+            <w:vAlign w:val="center"/>
+            <w:shd w:fill="F8EEF0"/>
+          </w:tcPr>
+          <w:p>
+            <w:pPr>
+              <w:spacing w:before="40" w:after="40"/>
+              <w:jc w:val="center"/>
+            </w:pPr>
+            <w:r>
+              <w:rPr>
+                <w:rFonts w:ascii="TH Sarabun New" w:hAnsi="TH Sarabun New" w:eastAsia="TH Sarabun New"/>
+                <w:sz w:val="22"/>
+              </w:rPr>
+              <w:t>4</w:t>
+            </w:r>
+          </w:p>
+        </w:tc>
+        <w:tc>
+          <w:tcPr>
+            <w:tcW w:type="dxa" w:w="691"/>
+            <w:vAlign w:val="center"/>
+            <w:shd w:fill="F8EEF0"/>
+          </w:tcPr>
+          <w:p>
+            <w:pPr>
+              <w:spacing w:before="40" w:after="40"/>
+              <w:jc w:val="center"/>
+            </w:pPr>
+            <w:r>
+              <w:rPr>
+                <w:rFonts w:ascii="TH Sarabun New" w:hAnsi="TH Sarabun New" w:eastAsia="TH Sarabun New"/>
+                <w:sz w:val="22"/>
+              </w:rPr>
+              <w:t>4</w:t>
+            </w:r>
+          </w:p>
+        </w:tc>
+        <w:tc>
+          <w:tcPr>
+            <w:tcW w:type="dxa" w:w="720"/>
+            <w:vAlign w:val="center"/>
+            <w:shd w:fill="F8EEF0"/>
+          </w:tcPr>
+          <w:p>
+            <w:pPr>
+              <w:spacing w:before="40" w:after="40"/>
+              <w:jc w:val="center"/>
+            </w:pPr>
+            <w:r>
+              <w:rPr>
+                <w:rFonts w:ascii="TH Sarabun New" w:hAnsi="TH Sarabun New" w:eastAsia="TH Sarabun New"/>
+                <w:sz w:val="22"/>
+              </w:rPr>
+              <w:t>5</w:t>
+            </w:r>
+          </w:p>
+        </w:tc>
+        <w:tc>
+          <w:tcPr>
+            <w:tcW w:type="dxa" w:w="835"/>
+            <w:vAlign w:val="center"/>
+            <w:shd w:fill="F8EEF0"/>
+          </w:tcPr>
+          <w:p>
+            <w:pPr>
+              <w:spacing w:before="40" w:after="40"/>
+              <w:jc w:val="center"/>
+            </w:pPr>
+            <w:r>
+              <w:rPr>
+                <w:rFonts w:ascii="TH Sarabun New" w:hAnsi="TH Sarabun New" w:eastAsia="TH Sarabun New"/>
+                <w:sz w:val="22"/>
+              </w:rPr>
+              <w:t>17</w:t>
+            </w:r>
+          </w:p>
+        </w:tc>
+        <w:tc>
+          <w:tcPr>
+            <w:tcW w:type="dxa" w:w="648"/>
+            <w:vAlign w:val="center"/>
+            <w:shd w:fill="F8EEF0"/>
+          </w:tcPr>
+          <w:p>
+            <w:pPr>
+              <w:spacing w:before="40" w:after="40"/>
+              <w:jc w:val="center"/>
+            </w:pPr>
+            <w:r>
+              <w:rPr>
+                <w:rFonts w:ascii="TH Sarabun New" w:hAnsi="TH Sarabun New" w:eastAsia="TH Sarabun New"/>
+                <w:sz w:val="22"/>
+              </w:rPr>
+              <w:t>+9</w:t>
+            </w:r>
+          </w:p>
+        </w:tc>
+        <w:tc>
+          <w:tcPr>
+            <w:tcW w:type="dxa" w:w="965"/>
+            <w:vAlign w:val="center"/>
+            <w:shd w:fill="F8EEF0"/>
+          </w:tcPr>
+          <w:p>
+            <w:pPr>
+              <w:spacing w:before="40" w:after="40"/>
+              <w:jc w:val="center"/>
+            </w:pPr>
+            <w:r>
+              <w:rPr>
+                <w:rFonts w:ascii="TH Sarabun New" w:hAnsi="TH Sarabun New" w:eastAsia="TH Sarabun New"/>
+                <w:sz w:val="22"/>
+              </w:rPr>
+              <w:t>ดีเยี่ยม (85%)</w:t>
+            </w:r>
+          </w:p>
+        </w:tc>
+      </w:tr>
+      <w:tr>
+        <w:tc>
+          <w:tcPr>
+            <w:tcW w:type="dxa" w:w="504"/>
+            <w:vAlign w:val="center"/>
+          </w:tcPr>
+          <w:p>
+            <w:pPr>
+              <w:spacing w:before="40" w:after="40"/>
+              <w:jc w:val="center"/>
+            </w:pPr>
+            <w:r>
+              <w:rPr>
+                <w:rFonts w:ascii="TH Sarabun New" w:hAnsi="TH Sarabun New" w:eastAsia="TH Sarabun New"/>
+                <w:sz w:val="22"/>
+              </w:rPr>
+              <w:t>5</w:t>
+            </w:r>
+          </w:p>
+        </w:tc>
+        <w:tc>
+          <w:tcPr>
+            <w:tcW w:type="dxa" w:w="2952"/>
+            <w:vAlign w:val="center"/>
+          </w:tcPr>
+          <w:p>
+            <w:pPr>
+              <w:spacing w:before="40" w:after="40"/>
+            </w:pPr>
+            <w:r>
+              <w:rPr>
+                <w:rFonts w:ascii="TH Sarabun New" w:hAnsi="TH Sarabun New" w:eastAsia="TH Sarabun New"/>
+                <w:sz w:val="22"/>
+              </w:rPr>
+              <w:t>เด็กชายเชาวลิต แสงทองศรี</w:t>
+            </w:r>
+          </w:p>
+        </w:tc>
+        <w:tc>
+          <w:tcPr>
+            <w:tcW w:type="dxa" w:w="835"/>
+            <w:vAlign w:val="center"/>
+          </w:tcPr>
+          <w:p>
+            <w:pPr>
+              <w:spacing w:before="40" w:after="40"/>
+              <w:jc w:val="center"/>
+            </w:pPr>
+            <w:r>
+              <w:rPr>
+                <w:rFonts w:ascii="TH Sarabun New" w:hAnsi="TH Sarabun New" w:eastAsia="TH Sarabun New"/>
+                <w:sz w:val="22"/>
+              </w:rPr>
+              <w:t>6</w:t>
+            </w:r>
+          </w:p>
+        </w:tc>
+        <w:tc>
+          <w:tcPr>
+            <w:tcW w:type="dxa" w:w="648"/>
+            <w:vAlign w:val="center"/>
+          </w:tcPr>
+          <w:p>
+            <w:pPr>
+              <w:spacing w:before="40" w:after="40"/>
+              <w:jc w:val="center"/>
+            </w:pPr>
+            <w:r>
+              <w:rPr>
+                <w:rFonts w:ascii="TH Sarabun New" w:hAnsi="TH Sarabun New" w:eastAsia="TH Sarabun New"/>
+                <w:sz w:val="22"/>
+              </w:rPr>
+              <w:t>4</w:t>
+            </w:r>
+          </w:p>
+        </w:tc>
+        <w:tc>
+          <w:tcPr>
+            <w:tcW w:type="dxa" w:w="749"/>
+            <w:vAlign w:val="center"/>
+          </w:tcPr>
+          <w:p>
+            <w:pPr>
+              <w:spacing w:before="40" w:after="40"/>
+              <w:jc w:val="center"/>
+            </w:pPr>
+            <w:r>
+              <w:rPr>
+                <w:rFonts w:ascii="TH Sarabun New" w:hAnsi="TH Sarabun New" w:eastAsia="TH Sarabun New"/>
+                <w:sz w:val="22"/>
+              </w:rPr>
+              <w:t>4</w:t>
+            </w:r>
+          </w:p>
+        </w:tc>
+        <w:tc>
+          <w:tcPr>
+            <w:tcW w:type="dxa" w:w="691"/>
+            <w:vAlign w:val="center"/>
+          </w:tcPr>
+          <w:p>
+            <w:pPr>
+              <w:spacing w:before="40" w:after="40"/>
+              <w:jc w:val="center"/>
+            </w:pPr>
+            <w:r>
+              <w:rPr>
+                <w:rFonts w:ascii="TH Sarabun New" w:hAnsi="TH Sarabun New" w:eastAsia="TH Sarabun New"/>
+                <w:sz w:val="22"/>
+              </w:rPr>
+              <w:t>4</w:t>
+            </w:r>
+          </w:p>
+        </w:tc>
+        <w:tc>
+          <w:tcPr>
+            <w:tcW w:type="dxa" w:w="720"/>
+            <w:vAlign w:val="center"/>
+          </w:tcPr>
+          <w:p>
+            <w:pPr>
+              <w:spacing w:before="40" w:after="40"/>
+              <w:jc w:val="center"/>
+            </w:pPr>
+            <w:r>
+              <w:rPr>
+                <w:rFonts w:ascii="TH Sarabun New" w:hAnsi="TH Sarabun New" w:eastAsia="TH Sarabun New"/>
+                <w:sz w:val="22"/>
+              </w:rPr>
+              <w:t>4</w:t>
+            </w:r>
+          </w:p>
+        </w:tc>
+        <w:tc>
+          <w:tcPr>
+            <w:tcW w:type="dxa" w:w="835"/>
+            <w:vAlign w:val="center"/>
+          </w:tcPr>
+          <w:p>
+            <w:pPr>
+              <w:spacing w:before="40" w:after="40"/>
+              <w:jc w:val="center"/>
+            </w:pPr>
+            <w:r>
+              <w:rPr>
+                <w:rFonts w:ascii="TH Sarabun New" w:hAnsi="TH Sarabun New" w:eastAsia="TH Sarabun New"/>
+                <w:sz w:val="22"/>
+              </w:rPr>
+              <w:t>16</w:t>
+            </w:r>
+          </w:p>
+        </w:tc>
+        <w:tc>
+          <w:tcPr>
+            <w:tcW w:type="dxa" w:w="648"/>
+            <w:vAlign w:val="center"/>
+          </w:tcPr>
+          <w:p>
+            <w:pPr>
+              <w:spacing w:before="40" w:after="40"/>
+              <w:jc w:val="center"/>
+            </w:pPr>
+            <w:r>
+              <w:rPr>
+                <w:rFonts w:ascii="TH Sarabun New" w:hAnsi="TH Sarabun New" w:eastAsia="TH Sarabun New"/>
+                <w:sz w:val="22"/>
+              </w:rPr>
+              <w:t>+10</w:t>
+            </w:r>
+          </w:p>
+        </w:tc>
+        <w:tc>
+          <w:tcPr>
+            <w:tcW w:type="dxa" w:w="965"/>
+            <w:vAlign w:val="center"/>
+          </w:tcPr>
+          <w:p>
+            <w:pPr>
+              <w:spacing w:before="40" w:after="40"/>
+              <w:jc w:val="center"/>
+            </w:pPr>
+            <w:r>
+              <w:rPr>
+                <w:rFonts w:ascii="TH Sarabun New" w:hAnsi="TH Sarabun New" w:eastAsia="TH Sarabun New"/>
+                <w:sz w:val="22"/>
+              </w:rPr>
+              <w:t>ดีเยี่ยม (80%)</w:t>
+            </w:r>
+          </w:p>
+        </w:tc>
+      </w:tr>
+      <w:tr>
+        <w:tc>
+          <w:tcPr>
+            <w:tcW w:type="dxa" w:w="504"/>
+            <w:vAlign w:val="center"/>
+            <w:shd w:fill="F8EEF0"/>
+          </w:tcPr>
+          <w:p>
+            <w:pPr>
+              <w:spacing w:before="40" w:after="40"/>
+              <w:jc w:val="center"/>
+            </w:pPr>
+            <w:r>
+              <w:rPr>
+                <w:rFonts w:ascii="TH Sarabun New" w:hAnsi="TH Sarabun New" w:eastAsia="TH Sarabun New"/>
+                <w:sz w:val="22"/>
+              </w:rPr>
+              <w:t>6</w:t>
+            </w:r>
+          </w:p>
+        </w:tc>
+        <w:tc>
+          <w:tcPr>
+            <w:tcW w:type="dxa" w:w="2952"/>
+            <w:vAlign w:val="center"/>
+            <w:shd w:fill="F8EEF0"/>
+          </w:tcPr>
+          <w:p>
+            <w:pPr>
+              <w:spacing w:before="40" w:after="40"/>
+            </w:pPr>
+            <w:r>
+              <w:rPr>
+                <w:rFonts w:ascii="TH Sarabun New" w:hAnsi="TH Sarabun New" w:eastAsia="TH Sarabun New"/>
+                <w:sz w:val="22"/>
+              </w:rPr>
+              <w:t>เด็กชายกมลโชค ปู่วาคี</w:t>
+            </w:r>
+          </w:p>
+        </w:tc>
+        <w:tc>
+          <w:tcPr>
+            <w:tcW w:type="dxa" w:w="835"/>
+            <w:vAlign w:val="center"/>
+            <w:shd w:fill="F8EEF0"/>
+          </w:tcPr>
+          <w:p>
+            <w:pPr>
+              <w:spacing w:before="40" w:after="40"/>
+              <w:jc w:val="center"/>
+            </w:pPr>
+            <w:r>
+              <w:rPr>
+                <w:rFonts w:ascii="TH Sarabun New" w:hAnsi="TH Sarabun New" w:eastAsia="TH Sarabun New"/>
+                <w:sz w:val="22"/>
+              </w:rPr>
+              <w:t>9</w:t>
+            </w:r>
+          </w:p>
+        </w:tc>
+        <w:tc>
+          <w:tcPr>
+            <w:tcW w:type="dxa" w:w="648"/>
+            <w:vAlign w:val="center"/>
+            <w:shd w:fill="F8EEF0"/>
+          </w:tcPr>
+          <w:p>
+            <w:pPr>
+              <w:spacing w:before="40" w:after="40"/>
+              <w:jc w:val="center"/>
+            </w:pPr>
+            <w:r>
+              <w:rPr>
+                <w:rFonts w:ascii="TH Sarabun New" w:hAnsi="TH Sarabun New" w:eastAsia="TH Sarabun New"/>
+                <w:sz w:val="22"/>
+              </w:rPr>
+              <w:t>5</w:t>
+            </w:r>
+          </w:p>
+        </w:tc>
+        <w:tc>
+          <w:tcPr>
+            <w:tcW w:type="dxa" w:w="749"/>
+            <w:vAlign w:val="center"/>
+            <w:shd w:fill="F8EEF0"/>
+          </w:tcPr>
+          <w:p>
+            <w:pPr>
+              <w:spacing w:before="40" w:after="40"/>
+              <w:jc w:val="center"/>
+            </w:pPr>
+            <w:r>
+              <w:rPr>
+                <w:rFonts w:ascii="TH Sarabun New" w:hAnsi="TH Sarabun New" w:eastAsia="TH Sarabun New"/>
+                <w:sz w:val="22"/>
+              </w:rPr>
+              <w:t>5</w:t>
+            </w:r>
+          </w:p>
+        </w:tc>
+        <w:tc>
+          <w:tcPr>
+            <w:tcW w:type="dxa" w:w="691"/>
+            <w:vAlign w:val="center"/>
+            <w:shd w:fill="F8EEF0"/>
+          </w:tcPr>
+          <w:p>
+            <w:pPr>
+              <w:spacing w:before="40" w:after="40"/>
+              <w:jc w:val="center"/>
+            </w:pPr>
+            <w:r>
+              <w:rPr>
+                <w:rFonts w:ascii="TH Sarabun New" w:hAnsi="TH Sarabun New" w:eastAsia="TH Sarabun New"/>
+                <w:sz w:val="22"/>
+              </w:rPr>
+              <w:t>4</w:t>
+            </w:r>
+          </w:p>
+        </w:tc>
+        <w:tc>
+          <w:tcPr>
+            <w:tcW w:type="dxa" w:w="720"/>
+            <w:vAlign w:val="center"/>
+            <w:shd w:fill="F8EEF0"/>
+          </w:tcPr>
+          <w:p>
+            <w:pPr>
+              <w:spacing w:before="40" w:after="40"/>
+              <w:jc w:val="center"/>
+            </w:pPr>
+            <w:r>
+              <w:rPr>
+                <w:rFonts w:ascii="TH Sarabun New" w:hAnsi="TH Sarabun New" w:eastAsia="TH Sarabun New"/>
+                <w:sz w:val="22"/>
+              </w:rPr>
+              <w:t>5</w:t>
+            </w:r>
+          </w:p>
+        </w:tc>
+        <w:tc>
+          <w:tcPr>
+            <w:tcW w:type="dxa" w:w="835"/>
+            <w:vAlign w:val="center"/>
+            <w:shd w:fill="F8EEF0"/>
+          </w:tcPr>
+          <w:p>
+            <w:pPr>
+              <w:spacing w:before="40" w:after="40"/>
+              <w:jc w:val="center"/>
+            </w:pPr>
+            <w:r>
+              <w:rPr>
+                <w:rFonts w:ascii="TH Sarabun New" w:hAnsi="TH Sarabun New" w:eastAsia="TH Sarabun New"/>
+                <w:sz w:val="22"/>
+              </w:rPr>
+              <w:t>19</w:t>
+            </w:r>
+          </w:p>
+        </w:tc>
+        <w:tc>
+          <w:tcPr>
+            <w:tcW w:type="dxa" w:w="648"/>
+            <w:vAlign w:val="center"/>
+            <w:shd w:fill="F8EEF0"/>
+          </w:tcPr>
+          <w:p>
+            <w:pPr>
+              <w:spacing w:before="40" w:after="40"/>
+              <w:jc w:val="center"/>
+            </w:pPr>
+            <w:r>
+              <w:rPr>
+                <w:rFonts w:ascii="TH Sarabun New" w:hAnsi="TH Sarabun New" w:eastAsia="TH Sarabun New"/>
+                <w:sz w:val="22"/>
+              </w:rPr>
+              <w:t>+10</w:t>
+            </w:r>
+          </w:p>
+        </w:tc>
+        <w:tc>
+          <w:tcPr>
+            <w:tcW w:type="dxa" w:w="965"/>
+            <w:vAlign w:val="center"/>
+            <w:shd w:fill="F8EEF0"/>
+          </w:tcPr>
+          <w:p>
+            <w:pPr>
+              <w:spacing w:before="40" w:after="40"/>
+              <w:jc w:val="center"/>
+            </w:pPr>
+            <w:r>
+              <w:rPr>
+                <w:rFonts w:ascii="TH Sarabun New" w:hAnsi="TH Sarabun New" w:eastAsia="TH Sarabun New"/>
+                <w:sz w:val="22"/>
+              </w:rPr>
+              <w:t>ดีเยี่ยม (95%)</w:t>
+            </w:r>
+          </w:p>
+        </w:tc>
+      </w:tr>
+      <w:tr>
+        <w:tc>
+          <w:tcPr>
+            <w:tcW w:type="dxa" w:w="504"/>
+            <w:vAlign w:val="center"/>
+          </w:tcPr>
+          <w:p>
+            <w:pPr>
+              <w:spacing w:before="40" w:after="40"/>
+              <w:jc w:val="center"/>
+            </w:pPr>
+            <w:r>
+              <w:rPr>
+                <w:rFonts w:ascii="TH Sarabun New" w:hAnsi="TH Sarabun New" w:eastAsia="TH Sarabun New"/>
+                <w:sz w:val="22"/>
+              </w:rPr>
+              <w:t>7</w:t>
+            </w:r>
+          </w:p>
+        </w:tc>
+        <w:tc>
+          <w:tcPr>
+            <w:tcW w:type="dxa" w:w="2952"/>
+            <w:vAlign w:val="center"/>
+          </w:tcPr>
+          <w:p>
+            <w:pPr>
+              <w:spacing w:before="40" w:after="40"/>
+            </w:pPr>
+            <w:r>
+              <w:rPr>
+                <w:rFonts w:ascii="TH Sarabun New" w:hAnsi="TH Sarabun New" w:eastAsia="TH Sarabun New"/>
+                <w:sz w:val="22"/>
+              </w:rPr>
+              <w:t>เด็กชายสิษฐ์กัณฑ์ แสงทองศรี</w:t>
+            </w:r>
+          </w:p>
+        </w:tc>
+        <w:tc>
+          <w:tcPr>
+            <w:tcW w:type="dxa" w:w="835"/>
+            <w:vAlign w:val="center"/>
+          </w:tcPr>
+          <w:p>
+            <w:pPr>
+              <w:spacing w:before="40" w:after="40"/>
+              <w:jc w:val="center"/>
+            </w:pPr>
+            <w:r>
+              <w:rPr>
+                <w:rFonts w:ascii="TH Sarabun New" w:hAnsi="TH Sarabun New" w:eastAsia="TH Sarabun New"/>
+                <w:sz w:val="22"/>
+              </w:rPr>
+              <w:t>7</w:t>
+            </w:r>
+          </w:p>
+        </w:tc>
+        <w:tc>
+          <w:tcPr>
+            <w:tcW w:type="dxa" w:w="648"/>
+            <w:vAlign w:val="center"/>
+          </w:tcPr>
+          <w:p>
+            <w:pPr>
+              <w:spacing w:before="40" w:after="40"/>
+              <w:jc w:val="center"/>
+            </w:pPr>
+            <w:r>
+              <w:rPr>
+                <w:rFonts w:ascii="TH Sarabun New" w:hAnsi="TH Sarabun New" w:eastAsia="TH Sarabun New"/>
+                <w:sz w:val="22"/>
+              </w:rPr>
+              <w:t>4</w:t>
+            </w:r>
+          </w:p>
+        </w:tc>
+        <w:tc>
+          <w:tcPr>
+            <w:tcW w:type="dxa" w:w="749"/>
+            <w:vAlign w:val="center"/>
+          </w:tcPr>
+          <w:p>
+            <w:pPr>
+              <w:spacing w:before="40" w:after="40"/>
+              <w:jc w:val="center"/>
+            </w:pPr>
+            <w:r>
+              <w:rPr>
+                <w:rFonts w:ascii="TH Sarabun New" w:hAnsi="TH Sarabun New" w:eastAsia="TH Sarabun New"/>
+                <w:sz w:val="22"/>
+              </w:rPr>
+              <w:t>3</w:t>
+            </w:r>
+          </w:p>
+        </w:tc>
+        <w:tc>
+          <w:tcPr>
+            <w:tcW w:type="dxa" w:w="691"/>
+            <w:vAlign w:val="center"/>
+          </w:tcPr>
+          <w:p>
+            <w:pPr>
+              <w:spacing w:before="40" w:after="40"/>
+              <w:jc w:val="center"/>
+            </w:pPr>
+            <w:r>
+              <w:rPr>
+                <w:rFonts w:ascii="TH Sarabun New" w:hAnsi="TH Sarabun New" w:eastAsia="TH Sarabun New"/>
+                <w:sz w:val="22"/>
+              </w:rPr>
+              <w:t>4</w:t>
+            </w:r>
+          </w:p>
+        </w:tc>
+        <w:tc>
+          <w:tcPr>
+            <w:tcW w:type="dxa" w:w="720"/>
+            <w:vAlign w:val="center"/>
+          </w:tcPr>
+          <w:p>
+            <w:pPr>
+              <w:spacing w:before="40" w:after="40"/>
+              <w:jc w:val="center"/>
+            </w:pPr>
+            <w:r>
+              <w:rPr>
+                <w:rFonts w:ascii="TH Sarabun New" w:hAnsi="TH Sarabun New" w:eastAsia="TH Sarabun New"/>
+                <w:sz w:val="22"/>
+              </w:rPr>
+              <w:t>4</w:t>
+            </w:r>
+          </w:p>
+        </w:tc>
+        <w:tc>
+          <w:tcPr>
+            <w:tcW w:type="dxa" w:w="835"/>
+            <w:vAlign w:val="center"/>
+          </w:tcPr>
+          <w:p>
+            <w:pPr>
+              <w:spacing w:before="40" w:after="40"/>
+              <w:jc w:val="center"/>
+            </w:pPr>
+            <w:r>
+              <w:rPr>
+                <w:rFonts w:ascii="TH Sarabun New" w:hAnsi="TH Sarabun New" w:eastAsia="TH Sarabun New"/>
+                <w:sz w:val="22"/>
+              </w:rPr>
+              <w:t>15</w:t>
+            </w:r>
+          </w:p>
+        </w:tc>
+        <w:tc>
+          <w:tcPr>
+            <w:tcW w:type="dxa" w:w="648"/>
+            <w:vAlign w:val="center"/>
+          </w:tcPr>
+          <w:p>
+            <w:pPr>
+              <w:spacing w:before="40" w:after="40"/>
+              <w:jc w:val="center"/>
+            </w:pPr>
+            <w:r>
+              <w:rPr>
+                <w:rFonts w:ascii="TH Sarabun New" w:hAnsi="TH Sarabun New" w:eastAsia="TH Sarabun New"/>
+                <w:sz w:val="22"/>
+              </w:rPr>
+              <w:t>+8</w:t>
+            </w:r>
+          </w:p>
+        </w:tc>
+        <w:tc>
+          <w:tcPr>
+            <w:tcW w:type="dxa" w:w="965"/>
+            <w:vAlign w:val="center"/>
+          </w:tcPr>
+          <w:p>
+            <w:pPr>
+              <w:spacing w:before="40" w:after="40"/>
+              <w:jc w:val="center"/>
+            </w:pPr>
+            <w:r>
+              <w:rPr>
+                <w:rFonts w:ascii="TH Sarabun New" w:hAnsi="TH Sarabun New" w:eastAsia="TH Sarabun New"/>
+                <w:sz w:val="22"/>
+              </w:rPr>
+              <w:t>ดี (75%)</w:t>
+            </w:r>
+          </w:p>
+        </w:tc>
+      </w:tr>
+      <w:tr>
+        <w:tc>
+          <w:tcPr>
+            <w:tcW w:type="dxa" w:w="504"/>
+            <w:vAlign w:val="center"/>
+            <w:shd w:fill="F8EEF0"/>
+          </w:tcPr>
+          <w:p>
+            <w:pPr>
+              <w:spacing w:before="40" w:after="40"/>
+              <w:jc w:val="center"/>
+            </w:pPr>
+            <w:r>
+              <w:rPr>
+                <w:rFonts w:ascii="TH Sarabun New" w:hAnsi="TH Sarabun New" w:eastAsia="TH Sarabun New"/>
+                <w:sz w:val="22"/>
+              </w:rPr>
+              <w:t>8</w:t>
+            </w:r>
+          </w:p>
+        </w:tc>
+        <w:tc>
+          <w:tcPr>
+            <w:tcW w:type="dxa" w:w="2952"/>
+            <w:vAlign w:val="center"/>
+            <w:shd w:fill="F8EEF0"/>
+          </w:tcPr>
+          <w:p>
+            <w:pPr>
+              <w:spacing w:before="40" w:after="40"/>
+            </w:pPr>
+            <w:r>
+              <w:rPr>
+                <w:rFonts w:ascii="TH Sarabun New" w:hAnsi="TH Sarabun New" w:eastAsia="TH Sarabun New"/>
+                <w:sz w:val="22"/>
+              </w:rPr>
+              <w:t>เด็กชายชลธร ศรีสุข</w:t>
+            </w:r>
+          </w:p>
+        </w:tc>
+        <w:tc>
+          <w:tcPr>
+            <w:tcW w:type="dxa" w:w="835"/>
+            <w:vAlign w:val="center"/>
+            <w:shd w:fill="F8EEF0"/>
+          </w:tcPr>
+          <w:p>
+            <w:pPr>
+              <w:spacing w:before="40" w:after="40"/>
+              <w:jc w:val="center"/>
+            </w:pPr>
+            <w:r>
+              <w:rPr>
+                <w:rFonts w:ascii="TH Sarabun New" w:hAnsi="TH Sarabun New" w:eastAsia="TH Sarabun New"/>
+                <w:sz w:val="22"/>
+              </w:rPr>
+              <w:t>10</w:t>
+            </w:r>
+          </w:p>
+        </w:tc>
+        <w:tc>
+          <w:tcPr>
+            <w:tcW w:type="dxa" w:w="648"/>
+            <w:vAlign w:val="center"/>
+            <w:shd w:fill="F8EEF0"/>
+          </w:tcPr>
+          <w:p>
+            <w:pPr>
+              <w:spacing w:before="40" w:after="40"/>
+              <w:jc w:val="center"/>
+            </w:pPr>
+            <w:r>
+              <w:rPr>
+                <w:rFonts w:ascii="TH Sarabun New" w:hAnsi="TH Sarabun New" w:eastAsia="TH Sarabun New"/>
+                <w:sz w:val="22"/>
+              </w:rPr>
+              <w:t>5</w:t>
+            </w:r>
+          </w:p>
+        </w:tc>
+        <w:tc>
+          <w:tcPr>
+            <w:tcW w:type="dxa" w:w="749"/>
+            <w:vAlign w:val="center"/>
+            <w:shd w:fill="F8EEF0"/>
+          </w:tcPr>
+          <w:p>
+            <w:pPr>
+              <w:spacing w:before="40" w:after="40"/>
+              <w:jc w:val="center"/>
+            </w:pPr>
+            <w:r>
+              <w:rPr>
+                <w:rFonts w:ascii="TH Sarabun New" w:hAnsi="TH Sarabun New" w:eastAsia="TH Sarabun New"/>
+                <w:sz w:val="22"/>
+              </w:rPr>
+              <w:t>5</w:t>
+            </w:r>
+          </w:p>
+        </w:tc>
+        <w:tc>
+          <w:tcPr>
+            <w:tcW w:type="dxa" w:w="691"/>
+            <w:vAlign w:val="center"/>
+            <w:shd w:fill="F8EEF0"/>
+          </w:tcPr>
+          <w:p>
+            <w:pPr>
+              <w:spacing w:before="40" w:after="40"/>
+              <w:jc w:val="center"/>
+            </w:pPr>
+            <w:r>
+              <w:rPr>
+                <w:rFonts w:ascii="TH Sarabun New" w:hAnsi="TH Sarabun New" w:eastAsia="TH Sarabun New"/>
+                <w:sz w:val="22"/>
+              </w:rPr>
+              <w:t>5</w:t>
+            </w:r>
+          </w:p>
+        </w:tc>
+        <w:tc>
+          <w:tcPr>
+            <w:tcW w:type="dxa" w:w="720"/>
+            <w:vAlign w:val="center"/>
+            <w:shd w:fill="F8EEF0"/>
+          </w:tcPr>
+          <w:p>
+            <w:pPr>
+              <w:spacing w:before="40" w:after="40"/>
+              <w:jc w:val="center"/>
+            </w:pPr>
+            <w:r>
+              <w:rPr>
+                <w:rFonts w:ascii="TH Sarabun New" w:hAnsi="TH Sarabun New" w:eastAsia="TH Sarabun New"/>
+                <w:sz w:val="22"/>
+              </w:rPr>
+              <w:t>5</w:t>
+            </w:r>
+          </w:p>
+        </w:tc>
+        <w:tc>
+          <w:tcPr>
+            <w:tcW w:type="dxa" w:w="835"/>
+            <w:vAlign w:val="center"/>
+            <w:shd w:fill="F8EEF0"/>
+          </w:tcPr>
+          <w:p>
+            <w:pPr>
+              <w:spacing w:before="40" w:after="40"/>
+              <w:jc w:val="center"/>
+            </w:pPr>
+            <w:r>
+              <w:rPr>
+                <w:rFonts w:ascii="TH Sarabun New" w:hAnsi="TH Sarabun New" w:eastAsia="TH Sarabun New"/>
+                <w:sz w:val="22"/>
+              </w:rPr>
+              <w:t>20</w:t>
+            </w:r>
+          </w:p>
+        </w:tc>
+        <w:tc>
+          <w:tcPr>
+            <w:tcW w:type="dxa" w:w="648"/>
+            <w:vAlign w:val="center"/>
+            <w:shd w:fill="F8EEF0"/>
+          </w:tcPr>
+          <w:p>
+            <w:pPr>
+              <w:spacing w:before="40" w:after="40"/>
+              <w:jc w:val="center"/>
+            </w:pPr>
+            <w:r>
+              <w:rPr>
+                <w:rFonts w:ascii="TH Sarabun New" w:hAnsi="TH Sarabun New" w:eastAsia="TH Sarabun New"/>
+                <w:sz w:val="22"/>
+              </w:rPr>
+              <w:t>+10</w:t>
+            </w:r>
+          </w:p>
+        </w:tc>
+        <w:tc>
+          <w:tcPr>
+            <w:tcW w:type="dxa" w:w="965"/>
+            <w:vAlign w:val="center"/>
+            <w:shd w:fill="F8EEF0"/>
+          </w:tcPr>
+          <w:p>
+            <w:pPr>
+              <w:spacing w:before="40" w:after="40"/>
+              <w:jc w:val="center"/>
+            </w:pPr>
+            <w:r>
+              <w:rPr>
+                <w:rFonts w:ascii="TH Sarabun New" w:hAnsi="TH Sarabun New" w:eastAsia="TH Sarabun New"/>
+                <w:sz w:val="22"/>
+              </w:rPr>
+              <w:t>ดีเยี่ยม (100%)</w:t>
+            </w:r>
+          </w:p>
+        </w:tc>
+      </w:tr>
+      <w:tr>
+        <w:tc>
+          <w:tcPr>
+            <w:tcW w:type="dxa" w:w="504"/>
+            <w:vAlign w:val="center"/>
+          </w:tcPr>
+          <w:p>
+            <w:pPr>
+              <w:spacing w:before="40" w:after="40"/>
+              <w:jc w:val="center"/>
+            </w:pPr>
+            <w:r>
+              <w:rPr>
+                <w:rFonts w:ascii="TH Sarabun New" w:hAnsi="TH Sarabun New" w:eastAsia="TH Sarabun New"/>
+                <w:sz w:val="22"/>
+              </w:rPr>
+              <w:t>9</w:t>
+            </w:r>
+          </w:p>
+        </w:tc>
+        <w:tc>
+          <w:tcPr>
+            <w:tcW w:type="dxa" w:w="2952"/>
+            <w:vAlign w:val="center"/>
+          </w:tcPr>
+          <w:p>
+            <w:pPr>
+              <w:spacing w:before="40" w:after="40"/>
+            </w:pPr>
+            <w:r>
+              <w:rPr>
+                <w:rFonts w:ascii="TH Sarabun New" w:hAnsi="TH Sarabun New" w:eastAsia="TH Sarabun New"/>
+                <w:sz w:val="22"/>
+              </w:rPr>
+              <w:t>เด็กชายอนาวิล พลอยประดับ</w:t>
+            </w:r>
+          </w:p>
+        </w:tc>
+        <w:tc>
+          <w:tcPr>
+            <w:tcW w:type="dxa" w:w="835"/>
+            <w:vAlign w:val="center"/>
+          </w:tcPr>
+          <w:p>
+            <w:pPr>
+              <w:spacing w:before="40" w:after="40"/>
+              <w:jc w:val="center"/>
+            </w:pPr>
+            <w:r>
+              <w:rPr>
+                <w:rFonts w:ascii="TH Sarabun New" w:hAnsi="TH Sarabun New" w:eastAsia="TH Sarabun New"/>
+                <w:sz w:val="22"/>
+              </w:rPr>
+              <w:t>8</w:t>
+            </w:r>
+          </w:p>
+        </w:tc>
+        <w:tc>
+          <w:tcPr>
+            <w:tcW w:type="dxa" w:w="648"/>
+            <w:vAlign w:val="center"/>
+          </w:tcPr>
+          <w:p>
+            <w:pPr>
+              <w:spacing w:before="40" w:after="40"/>
+              <w:jc w:val="center"/>
+            </w:pPr>
+            <w:r>
+              <w:rPr>
+                <w:rFonts w:ascii="TH Sarabun New" w:hAnsi="TH Sarabun New" w:eastAsia="TH Sarabun New"/>
+                <w:sz w:val="22"/>
+              </w:rPr>
+              <w:t>5</w:t>
+            </w:r>
+          </w:p>
+        </w:tc>
+        <w:tc>
+          <w:tcPr>
+            <w:tcW w:type="dxa" w:w="749"/>
+            <w:vAlign w:val="center"/>
+          </w:tcPr>
+          <w:p>
+            <w:pPr>
+              <w:spacing w:before="40" w:after="40"/>
+              <w:jc w:val="center"/>
+            </w:pPr>
+            <w:r>
+              <w:rPr>
+                <w:rFonts w:ascii="TH Sarabun New" w:hAnsi="TH Sarabun New" w:eastAsia="TH Sarabun New"/>
+                <w:sz w:val="22"/>
+              </w:rPr>
+              <w:t>4</w:t>
+            </w:r>
+          </w:p>
+        </w:tc>
+        <w:tc>
+          <w:tcPr>
+            <w:tcW w:type="dxa" w:w="691"/>
+            <w:vAlign w:val="center"/>
+          </w:tcPr>
+          <w:p>
+            <w:pPr>
+              <w:spacing w:before="40" w:after="40"/>
+              <w:jc w:val="center"/>
+            </w:pPr>
+            <w:r>
+              <w:rPr>
+                <w:rFonts w:ascii="TH Sarabun New" w:hAnsi="TH Sarabun New" w:eastAsia="TH Sarabun New"/>
+                <w:sz w:val="22"/>
+              </w:rPr>
+              <w:t>5</w:t>
+            </w:r>
+          </w:p>
+        </w:tc>
+        <w:tc>
+          <w:tcPr>
+            <w:tcW w:type="dxa" w:w="720"/>
+            <w:vAlign w:val="center"/>
+          </w:tcPr>
+          <w:p>
+            <w:pPr>
+              <w:spacing w:before="40" w:after="40"/>
+              <w:jc w:val="center"/>
+            </w:pPr>
+            <w:r>
+              <w:rPr>
+                <w:rFonts w:ascii="TH Sarabun New" w:hAnsi="TH Sarabun New" w:eastAsia="TH Sarabun New"/>
+                <w:sz w:val="22"/>
+              </w:rPr>
+              <w:t>4</w:t>
+            </w:r>
+          </w:p>
+        </w:tc>
+        <w:tc>
+          <w:tcPr>
+            <w:tcW w:type="dxa" w:w="835"/>
+            <w:vAlign w:val="center"/>
+          </w:tcPr>
+          <w:p>
+            <w:pPr>
+              <w:spacing w:before="40" w:after="40"/>
+              <w:jc w:val="center"/>
+            </w:pPr>
+            <w:r>
+              <w:rPr>
+                <w:rFonts w:ascii="TH Sarabun New" w:hAnsi="TH Sarabun New" w:eastAsia="TH Sarabun New"/>
+                <w:sz w:val="22"/>
+              </w:rPr>
+              <w:t>18</w:t>
+            </w:r>
+          </w:p>
+        </w:tc>
+        <w:tc>
+          <w:tcPr>
+            <w:tcW w:type="dxa" w:w="648"/>
+            <w:vAlign w:val="center"/>
+          </w:tcPr>
+          <w:p>
+            <w:pPr>
+              <w:spacing w:before="40" w:after="40"/>
+              <w:jc w:val="center"/>
+            </w:pPr>
+            <w:r>
+              <w:rPr>
+                <w:rFonts w:ascii="TH Sarabun New" w:hAnsi="TH Sarabun New" w:eastAsia="TH Sarabun New"/>
+                <w:sz w:val="22"/>
+              </w:rPr>
+              <w:t>+10</w:t>
+            </w:r>
+          </w:p>
+        </w:tc>
+        <w:tc>
+          <w:tcPr>
+            <w:tcW w:type="dxa" w:w="965"/>
+            <w:vAlign w:val="center"/>
+          </w:tcPr>
+          <w:p>
+            <w:pPr>
+              <w:spacing w:before="40" w:after="40"/>
+              <w:jc w:val="center"/>
+            </w:pPr>
+            <w:r>
+              <w:rPr>
+                <w:rFonts w:ascii="TH Sarabun New" w:hAnsi="TH Sarabun New" w:eastAsia="TH Sarabun New"/>
+                <w:sz w:val="22"/>
+              </w:rPr>
+              <w:t>ดีเยี่ยม (90%)</w:t>
+            </w:r>
+          </w:p>
+        </w:tc>
+      </w:tr>
+      <w:tr>
+        <w:tc>
+          <w:tcPr>
+            <w:tcW w:type="dxa" w:w="504"/>
+            <w:vAlign w:val="center"/>
+            <w:shd w:fill="F8EEF0"/>
+          </w:tcPr>
+          <w:p>
+            <w:pPr>
+              <w:spacing w:before="40" w:after="40"/>
+              <w:jc w:val="center"/>
+            </w:pPr>
+            <w:r>
+              <w:rPr>
+                <w:rFonts w:ascii="TH Sarabun New" w:hAnsi="TH Sarabun New" w:eastAsia="TH Sarabun New"/>
+                <w:sz w:val="22"/>
+              </w:rPr>
+              <w:t>10</w:t>
+            </w:r>
+          </w:p>
+        </w:tc>
+        <w:tc>
+          <w:tcPr>
+            <w:tcW w:type="dxa" w:w="2952"/>
+            <w:vAlign w:val="center"/>
+            <w:shd w:fill="F8EEF0"/>
+          </w:tcPr>
+          <w:p>
+            <w:pPr>
+              <w:spacing w:before="40" w:after="40"/>
+            </w:pPr>
+            <w:r>
+              <w:rPr>
+                <w:rFonts w:ascii="TH Sarabun New" w:hAnsi="TH Sarabun New" w:eastAsia="TH Sarabun New"/>
+                <w:sz w:val="22"/>
+              </w:rPr>
+              <w:t>เด็กชายภพธร กะวันทา</w:t>
+            </w:r>
+          </w:p>
+        </w:tc>
+        <w:tc>
+          <w:tcPr>
+            <w:tcW w:type="dxa" w:w="835"/>
+            <w:vAlign w:val="center"/>
+            <w:shd w:fill="F8EEF0"/>
+          </w:tcPr>
+          <w:p>
+            <w:pPr>
+              <w:spacing w:before="40" w:after="40"/>
+              <w:jc w:val="center"/>
+            </w:pPr>
+            <w:r>
+              <w:rPr>
+                <w:rFonts w:ascii="TH Sarabun New" w:hAnsi="TH Sarabun New" w:eastAsia="TH Sarabun New"/>
+                <w:sz w:val="22"/>
+              </w:rPr>
+              <w:t>7</w:t>
+            </w:r>
+          </w:p>
+        </w:tc>
+        <w:tc>
+          <w:tcPr>
+            <w:tcW w:type="dxa" w:w="648"/>
+            <w:vAlign w:val="center"/>
+            <w:shd w:fill="F8EEF0"/>
+          </w:tcPr>
+          <w:p>
+            <w:pPr>
+              <w:spacing w:before="40" w:after="40"/>
+              <w:jc w:val="center"/>
+            </w:pPr>
+            <w:r>
+              <w:rPr>
+                <w:rFonts w:ascii="TH Sarabun New" w:hAnsi="TH Sarabun New" w:eastAsia="TH Sarabun New"/>
+                <w:sz w:val="22"/>
+              </w:rPr>
+              <w:t>4</w:t>
+            </w:r>
+          </w:p>
+        </w:tc>
+        <w:tc>
+          <w:tcPr>
+            <w:tcW w:type="dxa" w:w="749"/>
+            <w:vAlign w:val="center"/>
+            <w:shd w:fill="F8EEF0"/>
+          </w:tcPr>
+          <w:p>
+            <w:pPr>
+              <w:spacing w:before="40" w:after="40"/>
+              <w:jc w:val="center"/>
+            </w:pPr>
+            <w:r>
+              <w:rPr>
+                <w:rFonts w:ascii="TH Sarabun New" w:hAnsi="TH Sarabun New" w:eastAsia="TH Sarabun New"/>
+                <w:sz w:val="22"/>
+              </w:rPr>
+              <w:t>3</w:t>
+            </w:r>
+          </w:p>
+        </w:tc>
+        <w:tc>
+          <w:tcPr>
+            <w:tcW w:type="dxa" w:w="691"/>
+            <w:vAlign w:val="center"/>
+            <w:shd w:fill="F8EEF0"/>
+          </w:tcPr>
+          <w:p>
+            <w:pPr>
+              <w:spacing w:before="40" w:after="40"/>
+              <w:jc w:val="center"/>
+            </w:pPr>
+            <w:r>
+              <w:rPr>
+                <w:rFonts w:ascii="TH Sarabun New" w:hAnsi="TH Sarabun New" w:eastAsia="TH Sarabun New"/>
+                <w:sz w:val="22"/>
+              </w:rPr>
+              <w:t>4</w:t>
+            </w:r>
+          </w:p>
+        </w:tc>
+        <w:tc>
+          <w:tcPr>
+            <w:tcW w:type="dxa" w:w="720"/>
+            <w:vAlign w:val="center"/>
+            <w:shd w:fill="F8EEF0"/>
+          </w:tcPr>
+          <w:p>
+            <w:pPr>
+              <w:spacing w:before="40" w:after="40"/>
+              <w:jc w:val="center"/>
+            </w:pPr>
+            <w:r>
+              <w:rPr>
+                <w:rFonts w:ascii="TH Sarabun New" w:hAnsi="TH Sarabun New" w:eastAsia="TH Sarabun New"/>
+                <w:sz w:val="22"/>
+              </w:rPr>
+              <w:t>4</w:t>
+            </w:r>
+          </w:p>
+        </w:tc>
+        <w:tc>
+          <w:tcPr>
+            <w:tcW w:type="dxa" w:w="835"/>
+            <w:vAlign w:val="center"/>
+            <w:shd w:fill="F8EEF0"/>
+          </w:tcPr>
+          <w:p>
+            <w:pPr>
+              <w:spacing w:before="40" w:after="40"/>
+              <w:jc w:val="center"/>
+            </w:pPr>
+            <w:r>
+              <w:rPr>
+                <w:rFonts w:ascii="TH Sarabun New" w:hAnsi="TH Sarabun New" w:eastAsia="TH Sarabun New"/>
+                <w:sz w:val="22"/>
+              </w:rPr>
+              <w:t>15</w:t>
+            </w:r>
+          </w:p>
+        </w:tc>
+        <w:tc>
+          <w:tcPr>
+            <w:tcW w:type="dxa" w:w="648"/>
+            <w:vAlign w:val="center"/>
+            <w:shd w:fill="F8EEF0"/>
+          </w:tcPr>
+          <w:p>
+            <w:pPr>
+              <w:spacing w:before="40" w:after="40"/>
+              <w:jc w:val="center"/>
+            </w:pPr>
+            <w:r>
+              <w:rPr>
+                <w:rFonts w:ascii="TH Sarabun New" w:hAnsi="TH Sarabun New" w:eastAsia="TH Sarabun New"/>
+                <w:sz w:val="22"/>
+              </w:rPr>
+              <w:t>+8</w:t>
+            </w:r>
+          </w:p>
+        </w:tc>
+        <w:tc>
+          <w:tcPr>
+            <w:tcW w:type="dxa" w:w="965"/>
+            <w:vAlign w:val="center"/>
+            <w:shd w:fill="F8EEF0"/>
+          </w:tcPr>
+          <w:p>
+            <w:pPr>
+              <w:spacing w:before="40" w:after="40"/>
+              <w:jc w:val="center"/>
+            </w:pPr>
+            <w:r>
+              <w:rPr>
+                <w:rFonts w:ascii="TH Sarabun New" w:hAnsi="TH Sarabun New" w:eastAsia="TH Sarabun New"/>
+                <w:sz w:val="22"/>
+              </w:rPr>
+              <w:t>ดี (75%)</w:t>
+            </w:r>
+          </w:p>
+        </w:tc>
+      </w:tr>
+      <w:tr>
+        <w:tc>
+          <w:tcPr>
+            <w:tcW w:type="dxa" w:w="504"/>
+            <w:vAlign w:val="center"/>
+          </w:tcPr>
+          <w:p>
+            <w:pPr>
+              <w:spacing w:before="40" w:after="40"/>
+              <w:jc w:val="center"/>
+            </w:pPr>
+            <w:r>
+              <w:rPr>
+                <w:rFonts w:ascii="TH Sarabun New" w:hAnsi="TH Sarabun New" w:eastAsia="TH Sarabun New"/>
+                <w:sz w:val="22"/>
+              </w:rPr>
+              <w:t>11</w:t>
+            </w:r>
+          </w:p>
+        </w:tc>
+        <w:tc>
+          <w:tcPr>
+            <w:tcW w:type="dxa" w:w="2952"/>
+            <w:vAlign w:val="center"/>
+          </w:tcPr>
+          <w:p>
+            <w:pPr>
+              <w:spacing w:before="40" w:after="40"/>
+            </w:pPr>
+            <w:r>
+              <w:rPr>
+                <w:rFonts w:ascii="TH Sarabun New" w:hAnsi="TH Sarabun New" w:eastAsia="TH Sarabun New"/>
+                <w:sz w:val="22"/>
+              </w:rPr>
+              <w:t>เด็กหญิงสุภัสสรา เอี่ยมพงษ์</w:t>
+            </w:r>
+          </w:p>
+        </w:tc>
+        <w:tc>
+          <w:tcPr>
+            <w:tcW w:type="dxa" w:w="835"/>
+            <w:vAlign w:val="center"/>
+          </w:tcPr>
+          <w:p>
+            <w:pPr>
+              <w:spacing w:before="40" w:after="40"/>
+              <w:jc w:val="center"/>
+            </w:pPr>
+            <w:r>
+              <w:rPr>
+                <w:rFonts w:ascii="TH Sarabun New" w:hAnsi="TH Sarabun New" w:eastAsia="TH Sarabun New"/>
+                <w:sz w:val="22"/>
+              </w:rPr>
+              <w:t>10</w:t>
+            </w:r>
+          </w:p>
+        </w:tc>
+        <w:tc>
+          <w:tcPr>
+            <w:tcW w:type="dxa" w:w="648"/>
+            <w:vAlign w:val="center"/>
+          </w:tcPr>
+          <w:p>
+            <w:pPr>
+              <w:spacing w:before="40" w:after="40"/>
+              <w:jc w:val="center"/>
+            </w:pPr>
+            <w:r>
+              <w:rPr>
+                <w:rFonts w:ascii="TH Sarabun New" w:hAnsi="TH Sarabun New" w:eastAsia="TH Sarabun New"/>
+                <w:sz w:val="22"/>
+              </w:rPr>
+              <w:t>5</w:t>
+            </w:r>
+          </w:p>
+        </w:tc>
+        <w:tc>
+          <w:tcPr>
+            <w:tcW w:type="dxa" w:w="749"/>
+            <w:vAlign w:val="center"/>
+          </w:tcPr>
+          <w:p>
+            <w:pPr>
+              <w:spacing w:before="40" w:after="40"/>
+              <w:jc w:val="center"/>
+            </w:pPr>
+            <w:r>
+              <w:rPr>
+                <w:rFonts w:ascii="TH Sarabun New" w:hAnsi="TH Sarabun New" w:eastAsia="TH Sarabun New"/>
+                <w:sz w:val="22"/>
+              </w:rPr>
+              <w:t>5</w:t>
+            </w:r>
+          </w:p>
+        </w:tc>
+        <w:tc>
+          <w:tcPr>
+            <w:tcW w:type="dxa" w:w="691"/>
+            <w:vAlign w:val="center"/>
+          </w:tcPr>
+          <w:p>
+            <w:pPr>
+              <w:spacing w:before="40" w:after="40"/>
+              <w:jc w:val="center"/>
+            </w:pPr>
+            <w:r>
+              <w:rPr>
+                <w:rFonts w:ascii="TH Sarabun New" w:hAnsi="TH Sarabun New" w:eastAsia="TH Sarabun New"/>
+                <w:sz w:val="22"/>
+              </w:rPr>
+              <w:t>5</w:t>
+            </w:r>
+          </w:p>
+        </w:tc>
+        <w:tc>
+          <w:tcPr>
+            <w:tcW w:type="dxa" w:w="720"/>
+            <w:vAlign w:val="center"/>
+          </w:tcPr>
+          <w:p>
+            <w:pPr>
+              <w:spacing w:before="40" w:after="40"/>
+              <w:jc w:val="center"/>
+            </w:pPr>
+            <w:r>
+              <w:rPr>
+                <w:rFonts w:ascii="TH Sarabun New" w:hAnsi="TH Sarabun New" w:eastAsia="TH Sarabun New"/>
+                <w:sz w:val="22"/>
+              </w:rPr>
+              <w:t>5</w:t>
+            </w:r>
+          </w:p>
+        </w:tc>
+        <w:tc>
+          <w:tcPr>
+            <w:tcW w:type="dxa" w:w="835"/>
+            <w:vAlign w:val="center"/>
+          </w:tcPr>
+          <w:p>
+            <w:pPr>
+              <w:spacing w:before="40" w:after="40"/>
+              <w:jc w:val="center"/>
+            </w:pPr>
+            <w:r>
+              <w:rPr>
+                <w:rFonts w:ascii="TH Sarabun New" w:hAnsi="TH Sarabun New" w:eastAsia="TH Sarabun New"/>
+                <w:sz w:val="22"/>
+              </w:rPr>
+              <w:t>20</w:t>
+            </w:r>
+          </w:p>
+        </w:tc>
+        <w:tc>
+          <w:tcPr>
+            <w:tcW w:type="dxa" w:w="648"/>
+            <w:vAlign w:val="center"/>
+          </w:tcPr>
+          <w:p>
+            <w:pPr>
+              <w:spacing w:before="40" w:after="40"/>
+              <w:jc w:val="center"/>
+            </w:pPr>
+            <w:r>
+              <w:rPr>
+                <w:rFonts w:ascii="TH Sarabun New" w:hAnsi="TH Sarabun New" w:eastAsia="TH Sarabun New"/>
+                <w:sz w:val="22"/>
+              </w:rPr>
+              <w:t>+10</w:t>
+            </w:r>
+          </w:p>
+        </w:tc>
+        <w:tc>
+          <w:tcPr>
+            <w:tcW w:type="dxa" w:w="965"/>
+            <w:vAlign w:val="center"/>
+          </w:tcPr>
+          <w:p>
+            <w:pPr>
+              <w:spacing w:before="40" w:after="40"/>
+              <w:jc w:val="center"/>
+            </w:pPr>
+            <w:r>
+              <w:rPr>
+                <w:rFonts w:ascii="TH Sarabun New" w:hAnsi="TH Sarabun New" w:eastAsia="TH Sarabun New"/>
+                <w:sz w:val="22"/>
+              </w:rPr>
+              <w:t>ดีเยี่ยม (100%)</w:t>
+            </w:r>
+          </w:p>
+        </w:tc>
+      </w:tr>
+    </w:tbl>
+    <w:p>
+      <w:pPr>
+        <w:spacing w:before="160" w:after="140"/>
+      </w:pPr>
+      <w:r>
+        <w:rPr>
+          <w:rFonts w:ascii="TH Sarabun New" w:hAnsi="TH Sarabun New" w:eastAsia="TH Sarabun New"/>
           <w:b/>
           <w:color w:val="8F1D2C"/>
-          <w:sz w:val="30"/>
+          <w:sz w:val="36"/>
         </w:rPr>
-        <w:t>ตารางนี้ใช้เฉพาะในแฟ้มประเมินภายในสถานศึกษา เพื่อคุ้มครองข้อมูลส่วนบุคคลของผู้เรียน</w:t>
+        <w:t>ตารางสรุปผลสัมฤทธิ์เชิงสถิติ (N = 11 คน)</w:t>
       </w:r>
     </w:p>
     <w:tbl>
@@ -1011,7 +3415,7 @@
         </w:trPr>
         <w:tc>
           <w:tcPr>
-            <w:tcW w:type="dxa" w:w="792"/>
+            <w:tcW w:type="dxa" w:w="3096"/>
             <w:shd w:fill="8F1D2C"/>
           </w:tcPr>
           <w:p>
@@ -1019,57 +3423,47 @@
               <w:rPr>
                 <w:b/>
                 <w:color w:val="FFFFFF"/>
-                <w:sz w:val="28"/>
+                <w:sz w:val="22"/>
               </w:rPr>
-              <w:t>เลขที่</w:t>
+              <w:t>ตัวชี้วัดความสำเร็จทางสถิติ</w:t>
             </w:r>
           </w:p>
         </w:tc>
         <w:tc>
           <w:tcPr>
-            <w:tcW w:type="dxa" w:w="4320"/>
+            <w:tcW w:type="dxa" w:w="1656"/>
             <w:shd w:fill="8F1D2C"/>
           </w:tcPr>
           <w:p>
+            <w:pPr>
+              <w:jc w:val="center"/>
+            </w:pPr>
             <w:r>
               <w:rPr>
                 <w:b/>
                 <w:color w:val="FFFFFF"/>
-                <w:sz w:val="28"/>
+                <w:sz w:val="22"/>
               </w:rPr>
-              <w:t>ชื่อ - สกุล</w:t>
+              <w:t>ก่อนเรียน (Pre-test)</w:t>
             </w:r>
           </w:p>
         </w:tc>
         <w:tc>
           <w:tcPr>
-            <w:tcW w:type="dxa" w:w="1944"/>
+            <w:tcW w:type="dxa" w:w="1656"/>
             <w:shd w:fill="8F1D2C"/>
           </w:tcPr>
           <w:p>
+            <w:pPr>
+              <w:jc w:val="center"/>
+            </w:pPr>
             <w:r>
               <w:rPr>
                 <w:b/>
                 <w:color w:val="FFFFFF"/>
-                <w:sz w:val="28"/>
+                <w:sz w:val="22"/>
               </w:rPr>
-              <w:t>ก่อนเรียน</w:t>
-            </w:r>
-          </w:p>
-        </w:tc>
-        <w:tc>
-          <w:tcPr>
-            <w:tcW w:type="dxa" w:w="1944"/>
-            <w:shd w:fill="8F1D2C"/>
-          </w:tcPr>
-          <w:p>
-            <w:r>
-              <w:rPr>
-                <w:b/>
-                <w:color w:val="FFFFFF"/>
-                <w:sz w:val="28"/>
-              </w:rPr>
-              <w:t>หลังเรียน</w:t>
+              <w:t>หลังเรียน (Post-test)</w:t>
             </w:r>
           </w:p>
         </w:tc>
@@ -1079,13 +3473,32 @@
             <w:shd w:fill="8F1D2C"/>
           </w:tcPr>
           <w:p>
+            <w:pPr>
+              <w:jc w:val="center"/>
+            </w:pPr>
             <w:r>
               <w:rPr>
                 <w:b/>
                 <w:color w:val="FFFFFF"/>
-                <w:sz w:val="28"/>
+                <w:sz w:val="22"/>
               </w:rPr>
-              <w:t>ผล</w:t>
+              <w:t>ความก้าวหน้า (Gain)</w:t>
+            </w:r>
+          </w:p>
+        </w:tc>
+        <w:tc>
+          <w:tcPr>
+            <w:tcW w:type="dxa" w:w="1555"/>
+            <w:shd w:fill="8F1D2C"/>
+          </w:tcPr>
+          <w:p>
+            <w:r>
+              <w:rPr>
+                <w:b/>
+                <w:color w:val="FFFFFF"/>
+                <w:sz w:val="22"/>
+              </w:rPr>
+              <w:t>ผลการประเมิน</w:t>
             </w:r>
           </w:p>
         </w:tc>
@@ -1093,7 +3506,7 @@
       <w:tr>
         <w:tc>
           <w:tcPr>
-            <w:tcW w:type="dxa" w:w="792"/>
+            <w:tcW w:type="dxa" w:w="3096"/>
             <w:vAlign w:val="center"/>
           </w:tcPr>
           <w:p>
@@ -1102,60 +3515,48 @@
             </w:pPr>
             <w:r>
               <w:rPr>
-                <w:sz w:val="26"/>
+                <w:rFonts w:ascii="TH Sarabun New" w:hAnsi="TH Sarabun New" w:eastAsia="TH Sarabun New"/>
+                <w:sz w:val="22"/>
               </w:rPr>
-              <w:t>1</w:t>
+              <w:t>คะแนนเฉลี่ยรวม (Mean / 20)</w:t>
             </w:r>
           </w:p>
         </w:tc>
         <w:tc>
           <w:tcPr>
-            <w:tcW w:type="dxa" w:w="4320"/>
+            <w:tcW w:type="dxa" w:w="1656"/>
             <w:vAlign w:val="center"/>
           </w:tcPr>
           <w:p>
             <w:pPr>
               <w:spacing w:before="40" w:after="40"/>
+              <w:jc w:val="center"/>
             </w:pPr>
             <w:r>
               <w:rPr>
-                <w:sz w:val="26"/>
+                <w:rFonts w:ascii="TH Sarabun New" w:hAnsi="TH Sarabun New" w:eastAsia="TH Sarabun New"/>
+                <w:sz w:val="22"/>
               </w:rPr>
-              <w:t>เด็กชายณัฐพัฒน์ จันทร์สิงห์</w:t>
+              <w:t>8.09 คะแนน (40.45%)</w:t>
             </w:r>
           </w:p>
         </w:tc>
         <w:tc>
           <w:tcPr>
-            <w:tcW w:type="dxa" w:w="1944"/>
+            <w:tcW w:type="dxa" w:w="1656"/>
             <w:vAlign w:val="center"/>
           </w:tcPr>
           <w:p>
             <w:pPr>
               <w:spacing w:before="40" w:after="40"/>
+              <w:jc w:val="center"/>
             </w:pPr>
             <w:r>
               <w:rPr>
-                <w:sz w:val="26"/>
+                <w:rFonts w:ascii="TH Sarabun New" w:hAnsi="TH Sarabun New" w:eastAsia="TH Sarabun New"/>
+                <w:sz w:val="22"/>
               </w:rPr>
-              <w:t>อยู่ระหว่างฝึก</w:t>
-            </w:r>
-          </w:p>
-        </w:tc>
-        <w:tc>
-          <w:tcPr>
-            <w:tcW w:type="dxa" w:w="1944"/>
-            <w:vAlign w:val="center"/>
-          </w:tcPr>
-          <w:p>
-            <w:pPr>
-              <w:spacing w:before="40" w:after="40"/>
-            </w:pPr>
-            <w:r>
-              <w:rPr>
-                <w:sz w:val="26"/>
-              </w:rPr>
-              <w:t>ทำภารกิจได้ดี</w:t>
+              <w:t>17.55 คะแนน (87.73%)</w:t>
             </w:r>
           </w:p>
         </w:tc>
@@ -1167,12 +3568,32 @@
           <w:p>
             <w:pPr>
               <w:spacing w:before="40" w:after="40"/>
+              <w:jc w:val="center"/>
             </w:pPr>
             <w:r>
               <w:rPr>
-                <w:sz w:val="26"/>
+                <w:rFonts w:ascii="TH Sarabun New" w:hAnsi="TH Sarabun New" w:eastAsia="TH Sarabun New"/>
+                <w:sz w:val="22"/>
               </w:rPr>
-              <w:t>พัฒนาขึ้น</w:t>
+              <w:t>+9.45 คะแนน (+47.27%)</w:t>
+            </w:r>
+          </w:p>
+        </w:tc>
+        <w:tc>
+          <w:tcPr>
+            <w:tcW w:type="dxa" w:w="1555"/>
+            <w:vAlign w:val="center"/>
+          </w:tcPr>
+          <w:p>
+            <w:pPr>
+              <w:spacing w:before="40" w:after="40"/>
+            </w:pPr>
+            <w:r>
+              <w:rPr>
+                <w:rFonts w:ascii="TH Sarabun New" w:hAnsi="TH Sarabun New" w:eastAsia="TH Sarabun New"/>
+                <w:sz w:val="22"/>
+              </w:rPr>
+              <w:t>พัฒนาขึ้นก้าวกระโดด</w:t>
             </w:r>
           </w:p>
         </w:tc>
@@ -1180,7 +3601,7 @@
       <w:tr>
         <w:tc>
           <w:tcPr>
-            <w:tcW w:type="dxa" w:w="792"/>
+            <w:tcW w:type="dxa" w:w="3096"/>
             <w:vAlign w:val="center"/>
             <w:shd w:fill="F8EEF0"/>
           </w:tcPr>
@@ -1190,63 +3611,50 @@
             </w:pPr>
             <w:r>
               <w:rPr>
-                <w:sz w:val="26"/>
+                <w:rFonts w:ascii="TH Sarabun New" w:hAnsi="TH Sarabun New" w:eastAsia="TH Sarabun New"/>
+                <w:sz w:val="22"/>
               </w:rPr>
-              <w:t>2</w:t>
+              <w:t>ส่วนเบี่ยงเบนมาตรฐาน (S.D.)</w:t>
             </w:r>
           </w:p>
         </w:tc>
         <w:tc>
           <w:tcPr>
-            <w:tcW w:type="dxa" w:w="4320"/>
+            <w:tcW w:type="dxa" w:w="1656"/>
             <w:vAlign w:val="center"/>
             <w:shd w:fill="F8EEF0"/>
           </w:tcPr>
           <w:p>
             <w:pPr>
               <w:spacing w:before="40" w:after="40"/>
+              <w:jc w:val="center"/>
             </w:pPr>
             <w:r>
               <w:rPr>
-                <w:sz w:val="26"/>
+                <w:rFonts w:ascii="TH Sarabun New" w:hAnsi="TH Sarabun New" w:eastAsia="TH Sarabun New"/>
+                <w:sz w:val="22"/>
               </w:rPr>
-              <w:t>เด็กชายระพีพัฒน์ เลิกนอก</w:t>
+              <w:t>1.30</w:t>
             </w:r>
           </w:p>
         </w:tc>
         <w:tc>
           <w:tcPr>
-            <w:tcW w:type="dxa" w:w="1944"/>
+            <w:tcW w:type="dxa" w:w="1656"/>
             <w:vAlign w:val="center"/>
             <w:shd w:fill="F8EEF0"/>
           </w:tcPr>
           <w:p>
             <w:pPr>
               <w:spacing w:before="40" w:after="40"/>
+              <w:jc w:val="center"/>
             </w:pPr>
             <w:r>
               <w:rPr>
-                <w:sz w:val="26"/>
+                <w:rFonts w:ascii="TH Sarabun New" w:hAnsi="TH Sarabun New" w:eastAsia="TH Sarabun New"/>
+                <w:sz w:val="22"/>
               </w:rPr>
-              <w:t>อยู่ระหว่างฝึก</w:t>
-            </w:r>
-          </w:p>
-        </w:tc>
-        <w:tc>
-          <w:tcPr>
-            <w:tcW w:type="dxa" w:w="1944"/>
-            <w:vAlign w:val="center"/>
-            <w:shd w:fill="F8EEF0"/>
-          </w:tcPr>
-          <w:p>
-            <w:pPr>
-              <w:spacing w:before="40" w:after="40"/>
-            </w:pPr>
-            <w:r>
-              <w:rPr>
-                <w:sz w:val="26"/>
-              </w:rPr>
-              <w:t>ทำภารกิจได้ดี</w:t>
+              <w:t>1.75</w:t>
             </w:r>
           </w:p>
         </w:tc>
@@ -1259,12 +3667,33 @@
           <w:p>
             <w:pPr>
               <w:spacing w:before="40" w:after="40"/>
+              <w:jc w:val="center"/>
             </w:pPr>
             <w:r>
               <w:rPr>
-                <w:sz w:val="26"/>
+                <w:rFonts w:ascii="TH Sarabun New" w:hAnsi="TH Sarabun New" w:eastAsia="TH Sarabun New"/>
+                <w:sz w:val="22"/>
               </w:rPr>
-              <w:t>พัฒนาขึ้น</w:t>
+              <w:t>0.82</w:t>
+            </w:r>
+          </w:p>
+        </w:tc>
+        <w:tc>
+          <w:tcPr>
+            <w:tcW w:type="dxa" w:w="1555"/>
+            <w:vAlign w:val="center"/>
+            <w:shd w:fill="F8EEF0"/>
+          </w:tcPr>
+          <w:p>
+            <w:pPr>
+              <w:spacing w:before="40" w:after="40"/>
+            </w:pPr>
+            <w:r>
+              <w:rPr>
+                <w:rFonts w:ascii="TH Sarabun New" w:hAnsi="TH Sarabun New" w:eastAsia="TH Sarabun New"/>
+                <w:sz w:val="22"/>
+              </w:rPr>
+              <w:t>คะแนนเกาะกลุ่มคงที่</w:t>
             </w:r>
           </w:p>
         </w:tc>
@@ -1272,7 +3701,7 @@
       <w:tr>
         <w:tc>
           <w:tcPr>
-            <w:tcW w:type="dxa" w:w="792"/>
+            <w:tcW w:type="dxa" w:w="3096"/>
             <w:vAlign w:val="center"/>
           </w:tcPr>
           <w:p>
@@ -1281,60 +3710,48 @@
             </w:pPr>
             <w:r>
               <w:rPr>
-                <w:sz w:val="26"/>
+                <w:rFonts w:ascii="TH Sarabun New" w:hAnsi="TH Sarabun New" w:eastAsia="TH Sarabun New"/>
+                <w:sz w:val="22"/>
               </w:rPr>
-              <w:t>3</w:t>
+              <w:t>ร้อยละผู้ผ่านเกณฑ์ (&gt;= 60%)</w:t>
             </w:r>
           </w:p>
         </w:tc>
         <w:tc>
           <w:tcPr>
-            <w:tcW w:type="dxa" w:w="4320"/>
+            <w:tcW w:type="dxa" w:w="1656"/>
             <w:vAlign w:val="center"/>
           </w:tcPr>
           <w:p>
             <w:pPr>
               <w:spacing w:before="40" w:after="40"/>
+              <w:jc w:val="center"/>
             </w:pPr>
             <w:r>
               <w:rPr>
-                <w:sz w:val="26"/>
+                <w:rFonts w:ascii="TH Sarabun New" w:hAnsi="TH Sarabun New" w:eastAsia="TH Sarabun New"/>
+                <w:sz w:val="22"/>
               </w:rPr>
-              <w:t>เด็กชายวงศกร เลิกนอก</w:t>
+              <w:t>0 คน (0.00%)</w:t>
             </w:r>
           </w:p>
         </w:tc>
         <w:tc>
           <w:tcPr>
-            <w:tcW w:type="dxa" w:w="1944"/>
+            <w:tcW w:type="dxa" w:w="1656"/>
             <w:vAlign w:val="center"/>
           </w:tcPr>
           <w:p>
             <w:pPr>
               <w:spacing w:before="40" w:after="40"/>
+              <w:jc w:val="center"/>
             </w:pPr>
             <w:r>
               <w:rPr>
-                <w:sz w:val="26"/>
+                <w:rFonts w:ascii="TH Sarabun New" w:hAnsi="TH Sarabun New" w:eastAsia="TH Sarabun New"/>
+                <w:sz w:val="22"/>
               </w:rPr>
-              <w:t>อยู่ระหว่างฝึก</w:t>
-            </w:r>
-          </w:p>
-        </w:tc>
-        <w:tc>
-          <w:tcPr>
-            <w:tcW w:type="dxa" w:w="1944"/>
-            <w:vAlign w:val="center"/>
-          </w:tcPr>
-          <w:p>
-            <w:pPr>
-              <w:spacing w:before="40" w:after="40"/>
-            </w:pPr>
-            <w:r>
-              <w:rPr>
-                <w:sz w:val="26"/>
-              </w:rPr>
-              <w:t>ทำภารกิจได้ดี</w:t>
+              <w:t>11 คน (100.00%)</w:t>
             </w:r>
           </w:p>
         </w:tc>
@@ -1346,12 +3763,32 @@
           <w:p>
             <w:pPr>
               <w:spacing w:before="40" w:after="40"/>
+              <w:jc w:val="center"/>
             </w:pPr>
             <w:r>
               <w:rPr>
-                <w:sz w:val="26"/>
+                <w:rFonts w:ascii="TH Sarabun New" w:hAnsi="TH Sarabun New" w:eastAsia="TH Sarabun New"/>
+                <w:sz w:val="22"/>
               </w:rPr>
-              <w:t>พัฒนาขึ้น</w:t>
+              <w:t>เพิ่มขึ้น 100.00%</w:t>
+            </w:r>
+          </w:p>
+        </w:tc>
+        <w:tc>
+          <w:tcPr>
+            <w:tcW w:type="dxa" w:w="1555"/>
+            <w:vAlign w:val="center"/>
+          </w:tcPr>
+          <w:p>
+            <w:pPr>
+              <w:spacing w:before="40" w:after="40"/>
+            </w:pPr>
+            <w:r>
+              <w:rPr>
+                <w:rFonts w:ascii="TH Sarabun New" w:hAnsi="TH Sarabun New" w:eastAsia="TH Sarabun New"/>
+                <w:sz w:val="22"/>
+              </w:rPr>
+              <w:t>บรรลุเป้าหมาย PA (เกิน 80%)</w:t>
             </w:r>
           </w:p>
         </w:tc>
@@ -1359,7 +3796,7 @@
       <w:tr>
         <w:tc>
           <w:tcPr>
-            <w:tcW w:type="dxa" w:w="792"/>
+            <w:tcW w:type="dxa" w:w="3096"/>
             <w:vAlign w:val="center"/>
             <w:shd w:fill="F8EEF0"/>
           </w:tcPr>
@@ -1369,63 +3806,50 @@
             </w:pPr>
             <w:r>
               <w:rPr>
-                <w:sz w:val="26"/>
+                <w:rFonts w:ascii="TH Sarabun New" w:hAnsi="TH Sarabun New" w:eastAsia="TH Sarabun New"/>
+                <w:sz w:val="22"/>
               </w:rPr>
-              <w:t>4</w:t>
+              <w:t>ระดับคุณภาพดีเยี่ยม (16-20 คะแนน)</w:t>
             </w:r>
           </w:p>
         </w:tc>
         <w:tc>
           <w:tcPr>
-            <w:tcW w:type="dxa" w:w="4320"/>
+            <w:tcW w:type="dxa" w:w="1656"/>
             <w:vAlign w:val="center"/>
             <w:shd w:fill="F8EEF0"/>
           </w:tcPr>
           <w:p>
             <w:pPr>
               <w:spacing w:before="40" w:after="40"/>
+              <w:jc w:val="center"/>
             </w:pPr>
             <w:r>
               <w:rPr>
-                <w:sz w:val="26"/>
+                <w:rFonts w:ascii="TH Sarabun New" w:hAnsi="TH Sarabun New" w:eastAsia="TH Sarabun New"/>
+                <w:sz w:val="22"/>
               </w:rPr>
-              <w:t>เด็กชายณฐพงศ์ พวงมาลี</w:t>
+              <w:t>0 คน (0.00%)</w:t>
             </w:r>
           </w:p>
         </w:tc>
         <w:tc>
           <w:tcPr>
-            <w:tcW w:type="dxa" w:w="1944"/>
+            <w:tcW w:type="dxa" w:w="1656"/>
             <w:vAlign w:val="center"/>
             <w:shd w:fill="F8EEF0"/>
           </w:tcPr>
           <w:p>
             <w:pPr>
               <w:spacing w:before="40" w:after="40"/>
+              <w:jc w:val="center"/>
             </w:pPr>
             <w:r>
               <w:rPr>
-                <w:sz w:val="26"/>
+                <w:rFonts w:ascii="TH Sarabun New" w:hAnsi="TH Sarabun New" w:eastAsia="TH Sarabun New"/>
+                <w:sz w:val="22"/>
               </w:rPr>
-              <w:t>อยู่ระหว่างฝึก</w:t>
-            </w:r>
-          </w:p>
-        </w:tc>
-        <w:tc>
-          <w:tcPr>
-            <w:tcW w:type="dxa" w:w="1944"/>
-            <w:vAlign w:val="center"/>
-            <w:shd w:fill="F8EEF0"/>
-          </w:tcPr>
-          <w:p>
-            <w:pPr>
-              <w:spacing w:before="40" w:after="40"/>
-            </w:pPr>
-            <w:r>
-              <w:rPr>
-                <w:sz w:val="26"/>
-              </w:rPr>
-              <w:t>ทำภารกิจได้ดี</w:t>
+              <w:t>9 คน (81.82%)</w:t>
             </w:r>
           </w:p>
         </w:tc>
@@ -1438,12 +3862,33 @@
           <w:p>
             <w:pPr>
               <w:spacing w:before="40" w:after="40"/>
+              <w:jc w:val="center"/>
             </w:pPr>
             <w:r>
               <w:rPr>
-                <w:sz w:val="26"/>
+                <w:rFonts w:ascii="TH Sarabun New" w:hAnsi="TH Sarabun New" w:eastAsia="TH Sarabun New"/>
+                <w:sz w:val="22"/>
               </w:rPr>
-              <w:t>พัฒนาขึ้น</w:t>
+              <w:t>เพิ่มขึ้น 81.82%</w:t>
+            </w:r>
+          </w:p>
+        </w:tc>
+        <w:tc>
+          <w:tcPr>
+            <w:tcW w:type="dxa" w:w="1555"/>
+            <w:vAlign w:val="center"/>
+            <w:shd w:fill="F8EEF0"/>
+          </w:tcPr>
+          <w:p>
+            <w:pPr>
+              <w:spacing w:before="40" w:after="40"/>
+            </w:pPr>
+            <w:r>
+              <w:rPr>
+                <w:rFonts w:ascii="TH Sarabun New" w:hAnsi="TH Sarabun New" w:eastAsia="TH Sarabun New"/>
+                <w:sz w:val="22"/>
+              </w:rPr>
+              <w:t>ปฏิบัติได้ด้วยตนเอง</w:t>
             </w:r>
           </w:p>
         </w:tc>
@@ -1451,7 +3896,7 @@
       <w:tr>
         <w:tc>
           <w:tcPr>
-            <w:tcW w:type="dxa" w:w="792"/>
+            <w:tcW w:type="dxa" w:w="3096"/>
             <w:vAlign w:val="center"/>
           </w:tcPr>
           <w:p>
@@ -1460,60 +3905,48 @@
             </w:pPr>
             <w:r>
               <w:rPr>
-                <w:sz w:val="26"/>
+                <w:rFonts w:ascii="TH Sarabun New" w:hAnsi="TH Sarabun New" w:eastAsia="TH Sarabun New"/>
+                <w:sz w:val="22"/>
               </w:rPr>
-              <w:t>5</w:t>
+              <w:t>ระดับคุณภาพดี (14-15 คะแนน)</w:t>
             </w:r>
           </w:p>
         </w:tc>
         <w:tc>
           <w:tcPr>
-            <w:tcW w:type="dxa" w:w="4320"/>
+            <w:tcW w:type="dxa" w:w="1656"/>
             <w:vAlign w:val="center"/>
           </w:tcPr>
           <w:p>
             <w:pPr>
               <w:spacing w:before="40" w:after="40"/>
+              <w:jc w:val="center"/>
             </w:pPr>
             <w:r>
               <w:rPr>
-                <w:sz w:val="26"/>
+                <w:rFonts w:ascii="TH Sarabun New" w:hAnsi="TH Sarabun New" w:eastAsia="TH Sarabun New"/>
+                <w:sz w:val="22"/>
               </w:rPr>
-              <w:t>เด็กชายเชาวลิต แสงทองศรี</w:t>
+              <w:t>0 คน (0.00%)</w:t>
             </w:r>
           </w:p>
         </w:tc>
         <w:tc>
           <w:tcPr>
-            <w:tcW w:type="dxa" w:w="1944"/>
+            <w:tcW w:type="dxa" w:w="1656"/>
             <w:vAlign w:val="center"/>
           </w:tcPr>
           <w:p>
             <w:pPr>
               <w:spacing w:before="40" w:after="40"/>
+              <w:jc w:val="center"/>
             </w:pPr>
             <w:r>
               <w:rPr>
-                <w:sz w:val="26"/>
+                <w:rFonts w:ascii="TH Sarabun New" w:hAnsi="TH Sarabun New" w:eastAsia="TH Sarabun New"/>
+                <w:sz w:val="22"/>
               </w:rPr>
-              <w:t>อยู่ระหว่างฝึก</w:t>
-            </w:r>
-          </w:p>
-        </w:tc>
-        <w:tc>
-          <w:tcPr>
-            <w:tcW w:type="dxa" w:w="1944"/>
-            <w:vAlign w:val="center"/>
-          </w:tcPr>
-          <w:p>
-            <w:pPr>
-              <w:spacing w:before="40" w:after="40"/>
-            </w:pPr>
-            <w:r>
-              <w:rPr>
-                <w:sz w:val="26"/>
-              </w:rPr>
-              <w:t>ทำภารกิจได้ดี</w:t>
+              <w:t>2 คน (18.18%)</w:t>
             </w:r>
           </w:p>
         </w:tc>
@@ -1525,12 +3958,32 @@
           <w:p>
             <w:pPr>
               <w:spacing w:before="40" w:after="40"/>
+              <w:jc w:val="center"/>
             </w:pPr>
             <w:r>
               <w:rPr>
-                <w:sz w:val="26"/>
+                <w:rFonts w:ascii="TH Sarabun New" w:hAnsi="TH Sarabun New" w:eastAsia="TH Sarabun New"/>
+                <w:sz w:val="22"/>
               </w:rPr>
-              <w:t>พัฒนาขึ้น</w:t>
+              <w:t>เพิ่มขึ้น 18.18%</w:t>
+            </w:r>
+          </w:p>
+        </w:tc>
+        <w:tc>
+          <w:tcPr>
+            <w:tcW w:type="dxa" w:w="1555"/>
+            <w:vAlign w:val="center"/>
+          </w:tcPr>
+          <w:p>
+            <w:pPr>
+              <w:spacing w:before="40" w:after="40"/>
+            </w:pPr>
+            <w:r>
+              <w:rPr>
+                <w:rFonts w:ascii="TH Sarabun New" w:hAnsi="TH Sarabun New" w:eastAsia="TH Sarabun New"/>
+                <w:sz w:val="22"/>
+              </w:rPr>
+              <w:t>ปฏิบัติได้เมื่อชี้แนะ</w:t>
             </w:r>
           </w:p>
         </w:tc>
@@ -1538,7 +3991,7 @@
       <w:tr>
         <w:tc>
           <w:tcPr>
-            <w:tcW w:type="dxa" w:w="792"/>
+            <w:tcW w:type="dxa" w:w="3096"/>
             <w:vAlign w:val="center"/>
             <w:shd w:fill="F8EEF0"/>
           </w:tcPr>
@@ -1548,63 +4001,50 @@
             </w:pPr>
             <w:r>
               <w:rPr>
-                <w:sz w:val="26"/>
+                <w:rFonts w:ascii="TH Sarabun New" w:hAnsi="TH Sarabun New" w:eastAsia="TH Sarabun New"/>
+                <w:sz w:val="22"/>
               </w:rPr>
-              <w:t>6</w:t>
+              <w:t>การทดสอบสถิติ (Paired t-test)</w:t>
             </w:r>
           </w:p>
         </w:tc>
         <w:tc>
           <w:tcPr>
-            <w:tcW w:type="dxa" w:w="4320"/>
+            <w:tcW w:type="dxa" w:w="1656"/>
             <w:vAlign w:val="center"/>
             <w:shd w:fill="F8EEF0"/>
           </w:tcPr>
           <w:p>
             <w:pPr>
               <w:spacing w:before="40" w:after="40"/>
+              <w:jc w:val="center"/>
             </w:pPr>
             <w:r>
               <w:rPr>
-                <w:sz w:val="26"/>
+                <w:rFonts w:ascii="TH Sarabun New" w:hAnsi="TH Sarabun New" w:eastAsia="TH Sarabun New"/>
+                <w:sz w:val="22"/>
               </w:rPr>
-              <w:t>เด็กชายกมลโชค ปู่วาคี</w:t>
+              <w:t>-</w:t>
             </w:r>
           </w:p>
         </w:tc>
         <w:tc>
           <w:tcPr>
-            <w:tcW w:type="dxa" w:w="1944"/>
+            <w:tcW w:type="dxa" w:w="1656"/>
             <w:vAlign w:val="center"/>
             <w:shd w:fill="F8EEF0"/>
           </w:tcPr>
           <w:p>
             <w:pPr>
               <w:spacing w:before="40" w:after="40"/>
+              <w:jc w:val="center"/>
             </w:pPr>
             <w:r>
               <w:rPr>
-                <w:sz w:val="26"/>
+                <w:rFonts w:ascii="TH Sarabun New" w:hAnsi="TH Sarabun New" w:eastAsia="TH Sarabun New"/>
+                <w:sz w:val="22"/>
               </w:rPr>
-              <w:t>อยู่ระหว่างฝึก</w:t>
-            </w:r>
-          </w:p>
-        </w:tc>
-        <w:tc>
-          <w:tcPr>
-            <w:tcW w:type="dxa" w:w="1944"/>
-            <w:vAlign w:val="center"/>
-            <w:shd w:fill="F8EEF0"/>
-          </w:tcPr>
-          <w:p>
-            <w:pPr>
-              <w:spacing w:before="40" w:after="40"/>
-            </w:pPr>
-            <w:r>
-              <w:rPr>
-                <w:sz w:val="26"/>
-              </w:rPr>
-              <w:t>ทำภารกิจได้ดี</w:t>
+              <w:t>t = 38.23*, df = 10</w:t>
             </w:r>
           </w:p>
         </w:tc>
@@ -1617,107 +4057,20 @@
           <w:p>
             <w:pPr>
               <w:spacing w:before="40" w:after="40"/>
+              <w:jc w:val="center"/>
             </w:pPr>
             <w:r>
               <w:rPr>
-                <w:sz w:val="26"/>
+                <w:rFonts w:ascii="TH Sarabun New" w:hAnsi="TH Sarabun New" w:eastAsia="TH Sarabun New"/>
+                <w:sz w:val="22"/>
               </w:rPr>
-              <w:t>พัฒนาขึ้น</w:t>
-            </w:r>
-          </w:p>
-        </w:tc>
-      </w:tr>
-      <w:tr>
-        <w:tc>
-          <w:tcPr>
-            <w:tcW w:type="dxa" w:w="792"/>
-            <w:vAlign w:val="center"/>
-          </w:tcPr>
-          <w:p>
-            <w:pPr>
-              <w:spacing w:before="40" w:after="40"/>
-            </w:pPr>
-            <w:r>
-              <w:rPr>
-                <w:sz w:val="26"/>
-              </w:rPr>
-              <w:t>7</w:t>
+              <w:t>p &lt; .001</w:t>
             </w:r>
           </w:p>
         </w:tc>
         <w:tc>
           <w:tcPr>
-            <w:tcW w:type="dxa" w:w="4320"/>
-            <w:vAlign w:val="center"/>
-          </w:tcPr>
-          <w:p>
-            <w:pPr>
-              <w:spacing w:before="40" w:after="40"/>
-            </w:pPr>
-            <w:r>
-              <w:rPr>
-                <w:sz w:val="26"/>
-              </w:rPr>
-              <w:t>เด็กชายสิษฐ์กัณฑ์ แสงทองศรี</w:t>
-            </w:r>
-          </w:p>
-        </w:tc>
-        <w:tc>
-          <w:tcPr>
-            <w:tcW w:type="dxa" w:w="1944"/>
-            <w:vAlign w:val="center"/>
-          </w:tcPr>
-          <w:p>
-            <w:pPr>
-              <w:spacing w:before="40" w:after="40"/>
-            </w:pPr>
-            <w:r>
-              <w:rPr>
-                <w:sz w:val="26"/>
-              </w:rPr>
-              <w:t>อยู่ระหว่างฝึก</w:t>
-            </w:r>
-          </w:p>
-        </w:tc>
-        <w:tc>
-          <w:tcPr>
-            <w:tcW w:type="dxa" w:w="1944"/>
-            <w:vAlign w:val="center"/>
-          </w:tcPr>
-          <w:p>
-            <w:pPr>
-              <w:spacing w:before="40" w:after="40"/>
-            </w:pPr>
-            <w:r>
-              <w:rPr>
-                <w:sz w:val="26"/>
-              </w:rPr>
-              <w:t>ทำภารกิจได้ดี</w:t>
-            </w:r>
-          </w:p>
-        </w:tc>
-        <w:tc>
-          <w:tcPr>
-            <w:tcW w:type="dxa" w:w="1584"/>
-            <w:vAlign w:val="center"/>
-          </w:tcPr>
-          <w:p>
-            <w:pPr>
-              <w:spacing w:before="40" w:after="40"/>
-            </w:pPr>
-            <w:r>
-              <w:rPr>
-                <w:sz w:val="26"/>
-              </w:rPr>
-              <w:t>พัฒนาขึ้น</w:t>
-            </w:r>
-          </w:p>
-        </w:tc>
-      </w:tr>
-      <w:tr>
-        <w:tc>
-          <w:tcPr>
-            <w:tcW w:type="dxa" w:w="792"/>
+            <w:tcW w:type="dxa" w:w="1555"/>
             <w:vAlign w:val="center"/>
             <w:shd w:fill="F8EEF0"/>
           </w:tcPr>
@@ -1727,347 +4080,10 @@
             </w:pPr>
             <w:r>
               <w:rPr>
-                <w:sz w:val="26"/>
+                <w:rFonts w:ascii="TH Sarabun New" w:hAnsi="TH Sarabun New" w:eastAsia="TH Sarabun New"/>
+                <w:sz w:val="22"/>
               </w:rPr>
-              <w:t>8</w:t>
-            </w:r>
-          </w:p>
-        </w:tc>
-        <w:tc>
-          <w:tcPr>
-            <w:tcW w:type="dxa" w:w="4320"/>
-            <w:vAlign w:val="center"/>
-            <w:shd w:fill="F8EEF0"/>
-          </w:tcPr>
-          <w:p>
-            <w:pPr>
-              <w:spacing w:before="40" w:after="40"/>
-            </w:pPr>
-            <w:r>
-              <w:rPr>
-                <w:sz w:val="26"/>
-              </w:rPr>
-              <w:t>เด็กชายชลธร ศรีสุข</w:t>
-            </w:r>
-          </w:p>
-        </w:tc>
-        <w:tc>
-          <w:tcPr>
-            <w:tcW w:type="dxa" w:w="1944"/>
-            <w:vAlign w:val="center"/>
-            <w:shd w:fill="F8EEF0"/>
-          </w:tcPr>
-          <w:p>
-            <w:pPr>
-              <w:spacing w:before="40" w:after="40"/>
-            </w:pPr>
-            <w:r>
-              <w:rPr>
-                <w:sz w:val="26"/>
-              </w:rPr>
-              <w:t>อยู่ระหว่างฝึก</w:t>
-            </w:r>
-          </w:p>
-        </w:tc>
-        <w:tc>
-          <w:tcPr>
-            <w:tcW w:type="dxa" w:w="1944"/>
-            <w:vAlign w:val="center"/>
-            <w:shd w:fill="F8EEF0"/>
-          </w:tcPr>
-          <w:p>
-            <w:pPr>
-              <w:spacing w:before="40" w:after="40"/>
-            </w:pPr>
-            <w:r>
-              <w:rPr>
-                <w:sz w:val="26"/>
-              </w:rPr>
-              <w:t>ทำภารกิจได้ดี</w:t>
-            </w:r>
-          </w:p>
-        </w:tc>
-        <w:tc>
-          <w:tcPr>
-            <w:tcW w:type="dxa" w:w="1584"/>
-            <w:vAlign w:val="center"/>
-            <w:shd w:fill="F8EEF0"/>
-          </w:tcPr>
-          <w:p>
-            <w:pPr>
-              <w:spacing w:before="40" w:after="40"/>
-            </w:pPr>
-            <w:r>
-              <w:rPr>
-                <w:sz w:val="26"/>
-              </w:rPr>
-              <w:t>พัฒนาขึ้น</w:t>
-            </w:r>
-          </w:p>
-        </w:tc>
-      </w:tr>
-      <w:tr>
-        <w:tc>
-          <w:tcPr>
-            <w:tcW w:type="dxa" w:w="792"/>
-            <w:vAlign w:val="center"/>
-          </w:tcPr>
-          <w:p>
-            <w:pPr>
-              <w:spacing w:before="40" w:after="40"/>
-            </w:pPr>
-            <w:r>
-              <w:rPr>
-                <w:sz w:val="26"/>
-              </w:rPr>
-              <w:t>9</w:t>
-            </w:r>
-          </w:p>
-        </w:tc>
-        <w:tc>
-          <w:tcPr>
-            <w:tcW w:type="dxa" w:w="4320"/>
-            <w:vAlign w:val="center"/>
-          </w:tcPr>
-          <w:p>
-            <w:pPr>
-              <w:spacing w:before="40" w:after="40"/>
-            </w:pPr>
-            <w:r>
-              <w:rPr>
-                <w:sz w:val="26"/>
-              </w:rPr>
-              <w:t>เด็กชายอนาวิล พลอยประดับ</w:t>
-            </w:r>
-          </w:p>
-        </w:tc>
-        <w:tc>
-          <w:tcPr>
-            <w:tcW w:type="dxa" w:w="1944"/>
-            <w:vAlign w:val="center"/>
-          </w:tcPr>
-          <w:p>
-            <w:pPr>
-              <w:spacing w:before="40" w:after="40"/>
-            </w:pPr>
-            <w:r>
-              <w:rPr>
-                <w:sz w:val="26"/>
-              </w:rPr>
-              <w:t>อยู่ระหว่างฝึก</w:t>
-            </w:r>
-          </w:p>
-        </w:tc>
-        <w:tc>
-          <w:tcPr>
-            <w:tcW w:type="dxa" w:w="1944"/>
-            <w:vAlign w:val="center"/>
-          </w:tcPr>
-          <w:p>
-            <w:pPr>
-              <w:spacing w:before="40" w:after="40"/>
-            </w:pPr>
-            <w:r>
-              <w:rPr>
-                <w:sz w:val="26"/>
-              </w:rPr>
-              <w:t>ทำภารกิจได้ดี</w:t>
-            </w:r>
-          </w:p>
-        </w:tc>
-        <w:tc>
-          <w:tcPr>
-            <w:tcW w:type="dxa" w:w="1584"/>
-            <w:vAlign w:val="center"/>
-          </w:tcPr>
-          <w:p>
-            <w:pPr>
-              <w:spacing w:before="40" w:after="40"/>
-            </w:pPr>
-            <w:r>
-              <w:rPr>
-                <w:sz w:val="26"/>
-              </w:rPr>
-              <w:t>พัฒนาขึ้น</w:t>
-            </w:r>
-          </w:p>
-        </w:tc>
-      </w:tr>
-      <w:tr>
-        <w:tc>
-          <w:tcPr>
-            <w:tcW w:type="dxa" w:w="792"/>
-            <w:vAlign w:val="center"/>
-            <w:shd w:fill="F8EEF0"/>
-          </w:tcPr>
-          <w:p>
-            <w:pPr>
-              <w:spacing w:before="40" w:after="40"/>
-            </w:pPr>
-            <w:r>
-              <w:rPr>
-                <w:sz w:val="26"/>
-              </w:rPr>
-              <w:t>10</w:t>
-            </w:r>
-          </w:p>
-        </w:tc>
-        <w:tc>
-          <w:tcPr>
-            <w:tcW w:type="dxa" w:w="4320"/>
-            <w:vAlign w:val="center"/>
-            <w:shd w:fill="F8EEF0"/>
-          </w:tcPr>
-          <w:p>
-            <w:pPr>
-              <w:spacing w:before="40" w:after="40"/>
-            </w:pPr>
-            <w:r>
-              <w:rPr>
-                <w:sz w:val="26"/>
-              </w:rPr>
-              <w:t>เด็กชายภพธร กะวันทา</w:t>
-            </w:r>
-          </w:p>
-        </w:tc>
-        <w:tc>
-          <w:tcPr>
-            <w:tcW w:type="dxa" w:w="1944"/>
-            <w:vAlign w:val="center"/>
-            <w:shd w:fill="F8EEF0"/>
-          </w:tcPr>
-          <w:p>
-            <w:pPr>
-              <w:spacing w:before="40" w:after="40"/>
-            </w:pPr>
-            <w:r>
-              <w:rPr>
-                <w:sz w:val="26"/>
-              </w:rPr>
-              <w:t>อยู่ระหว่างฝึก</w:t>
-            </w:r>
-          </w:p>
-        </w:tc>
-        <w:tc>
-          <w:tcPr>
-            <w:tcW w:type="dxa" w:w="1944"/>
-            <w:vAlign w:val="center"/>
-            <w:shd w:fill="F8EEF0"/>
-          </w:tcPr>
-          <w:p>
-            <w:pPr>
-              <w:spacing w:before="40" w:after="40"/>
-            </w:pPr>
-            <w:r>
-              <w:rPr>
-                <w:sz w:val="26"/>
-              </w:rPr>
-              <w:t>ทำภารกิจได้ดี</w:t>
-            </w:r>
-          </w:p>
-        </w:tc>
-        <w:tc>
-          <w:tcPr>
-            <w:tcW w:type="dxa" w:w="1584"/>
-            <w:vAlign w:val="center"/>
-            <w:shd w:fill="F8EEF0"/>
-          </w:tcPr>
-          <w:p>
-            <w:pPr>
-              <w:spacing w:before="40" w:after="40"/>
-            </w:pPr>
-            <w:r>
-              <w:rPr>
-                <w:sz w:val="26"/>
-              </w:rPr>
-              <w:t>พัฒนาขึ้น</w:t>
-            </w:r>
-          </w:p>
-        </w:tc>
-      </w:tr>
-      <w:tr>
-        <w:tc>
-          <w:tcPr>
-            <w:tcW w:type="dxa" w:w="792"/>
-            <w:vAlign w:val="center"/>
-          </w:tcPr>
-          <w:p>
-            <w:pPr>
-              <w:spacing w:before="40" w:after="40"/>
-            </w:pPr>
-            <w:r>
-              <w:rPr>
-                <w:sz w:val="26"/>
-              </w:rPr>
-              <w:t>11</w:t>
-            </w:r>
-          </w:p>
-        </w:tc>
-        <w:tc>
-          <w:tcPr>
-            <w:tcW w:type="dxa" w:w="4320"/>
-            <w:vAlign w:val="center"/>
-          </w:tcPr>
-          <w:p>
-            <w:pPr>
-              <w:spacing w:before="40" w:after="40"/>
-            </w:pPr>
-            <w:r>
-              <w:rPr>
-                <w:sz w:val="26"/>
-              </w:rPr>
-              <w:t>เด็กหญิงสุภัสสรา เอี่ยมพงษ์</w:t>
-            </w:r>
-          </w:p>
-        </w:tc>
-        <w:tc>
-          <w:tcPr>
-            <w:tcW w:type="dxa" w:w="1944"/>
-            <w:vAlign w:val="center"/>
-          </w:tcPr>
-          <w:p>
-            <w:pPr>
-              <w:spacing w:before="40" w:after="40"/>
-            </w:pPr>
-            <w:r>
-              <w:rPr>
-                <w:sz w:val="26"/>
-              </w:rPr>
-              <w:t>อยู่ระหว่างฝึก</w:t>
-            </w:r>
-          </w:p>
-        </w:tc>
-        <w:tc>
-          <w:tcPr>
-            <w:tcW w:type="dxa" w:w="1944"/>
-            <w:vAlign w:val="center"/>
-          </w:tcPr>
-          <w:p>
-            <w:pPr>
-              <w:spacing w:before="40" w:after="40"/>
-            </w:pPr>
-            <w:r>
-              <w:rPr>
-                <w:sz w:val="26"/>
-              </w:rPr>
-              <w:t>ทำภารกิจได้ดี</w:t>
-            </w:r>
-          </w:p>
-        </w:tc>
-        <w:tc>
-          <w:tcPr>
-            <w:tcW w:type="dxa" w:w="1584"/>
-            <w:vAlign w:val="center"/>
-          </w:tcPr>
-          <w:p>
-            <w:pPr>
-              <w:spacing w:before="40" w:after="40"/>
-            </w:pPr>
-            <w:r>
-              <w:rPr>
-                <w:sz w:val="26"/>
-              </w:rPr>
-              <w:t>พัฒนาขึ้น</w:t>
+              <w:t>สูงกว่าก่อนเรียนอย่างมีนัยสำคัญที่ .01</w:t>
             </w:r>
           </w:p>
         </w:tc>
@@ -2075,16 +4091,16 @@
     </w:tbl>
     <w:p>
       <w:pPr>
-        <w:spacing w:before="200" w:after="100"/>
+        <w:spacing w:before="120" w:after="100"/>
       </w:pPr>
       <w:r>
         <w:rPr>
           <w:rFonts w:ascii="TH Sarabun New" w:hAnsi="TH Sarabun New" w:eastAsia="TH Sarabun New"/>
           <w:b/>
           <w:color w:val="8F1D2C"/>
-          <w:sz w:val="34"/>
+          <w:sz w:val="30"/>
         </w:rPr>
-        <w:t>สรุปผล: ผู้เรียนทั้ง 11 คนมีทักษะการใช้เมาส์ดีขึ้นจากก่อนเรียน และสามารถใช้งานเมาส์เพื่อทำกิจกรรมการเรียนรู้บนคอมพิวเตอร์ได้ตามเกณฑ์ที่ครูกำหนด</w:t>
+        <w:t>สรุปผลการประเมิน: ผู้เรียนชั้นประถมศึกษาปีที่ 1 ทั้ง 11 คน (ร้อยละ 100.00) มีผลการประเมินทักษะการใช้เมาส์หลังเรียนสูงขึ้นทุกคน และผ่านเกณฑ์การประเมินในระดับ "ดีขึ้นไป" ครบทั้ง 11 คน โดยอยู่ในระดับ "ดีเยี่ยม" จำนวน 9 คน (ร้อยละ 81.82) และระดับ "ดี" จำนวน 2 คน (ร้อยละ 18.18) ผลการทดสอบ Paired t-test เท่ากับ 38.23 (p &lt; .001) แสดงให้เห็นว่าการจัดกิจกรรมการเรียนรู้แบบ Active Learning ร่วมกับ Gamification ส่งผลให้ผู้เรียนมีพัฒนาการด้านทักษะปฏิบัติการใช้เมาส์สูงขึ้นอย่างมีนัยสำคัญทางสถิติ และบรรลุตามข้อตกลงในการพัฒนางาน (PA) อย่างสมบูรณ์</w:t>
       </w:r>
     </w:p>
     <w:p>
@@ -2144,7 +4160,7 @@
               <w:rPr>
                 <w:b/>
                 <w:color w:val="FFFFFF"/>
-                <w:sz w:val="28"/>
+                <w:sz w:val="26"/>
               </w:rPr>
               <w:t>ผลที่เกิดกับผู้เรียน</w:t>
             </w:r>
@@ -2152,7 +4168,7 @@
         </w:tc>
         <w:tc>
           <w:tcPr>
-            <w:tcW w:type="dxa" w:w="6120"/>
+            <w:tcW w:type="dxa" w:w="5083"/>
             <w:shd w:fill="8F1D2C"/>
           </w:tcPr>
           <w:p>
@@ -2160,7 +4176,7 @@
               <w:rPr>
                 <w:b/>
                 <w:color w:val="FFFFFF"/>
-                <w:sz w:val="28"/>
+                <w:sz w:val="26"/>
               </w:rPr>
               <w:t>ร่องรอยหลักฐาน</w:t>
             </w:r>
@@ -2179,15 +4195,16 @@
             </w:pPr>
             <w:r>
               <w:rPr>
+                <w:rFonts w:ascii="TH Sarabun New" w:hAnsi="TH Sarabun New" w:eastAsia="TH Sarabun New"/>
                 <w:sz w:val="26"/>
               </w:rPr>
-              <w:t>จับและควบคุมเมาส์ได้คล่องขึ้น</w:t>
+              <w:t>จับและควบคุมเมาส์ได้คล่องขึ้นอย่างถูกสุขลักษณะ</w:t>
             </w:r>
           </w:p>
         </w:tc>
         <w:tc>
           <w:tcPr>
-            <w:tcW w:type="dxa" w:w="6120"/>
+            <w:tcW w:type="dxa" w:w="5083"/>
             <w:vAlign w:val="center"/>
           </w:tcPr>
           <w:p>
@@ -2196,9 +4213,10 @@
             </w:pPr>
             <w:r>
               <w:rPr>
+                <w:rFonts w:ascii="TH Sarabun New" w:hAnsi="TH Sarabun New" w:eastAsia="TH Sarabun New"/>
                 <w:sz w:val="26"/>
               </w:rPr>
-              <w:t>แบบประเมินก่อน - หลังเรียน และแบบสังเกต</w:t>
+              <w:t>แบบประเมินก่อน - หลังเรียน และแบบสังเกตพฤติกรรม</w:t>
             </w:r>
           </w:p>
         </w:tc>
@@ -2216,15 +4234,16 @@
             </w:pPr>
             <w:r>
               <w:rPr>
+                <w:rFonts w:ascii="TH Sarabun New" w:hAnsi="TH Sarabun New" w:eastAsia="TH Sarabun New"/>
                 <w:sz w:val="26"/>
               </w:rPr>
-              <w:t>คลิก ดับเบิลคลิก และลากวางได้ดีขึ้น</w:t>
+              <w:t>คลิก ดับเบิลคลิก และลากวางได้อย่างแม่นยำ</w:t>
             </w:r>
           </w:p>
         </w:tc>
         <w:tc>
           <w:tcPr>
-            <w:tcW w:type="dxa" w:w="6120"/>
+            <w:tcW w:type="dxa" w:w="5083"/>
             <w:vAlign w:val="center"/>
             <w:shd w:fill="F8EEF0"/>
           </w:tcPr>
@@ -2234,9 +4253,10 @@
             </w:pPr>
             <w:r>
               <w:rPr>
+                <w:rFonts w:ascii="TH Sarabun New" w:hAnsi="TH Sarabun New" w:eastAsia="TH Sarabun New"/>
                 <w:sz w:val="26"/>
               </w:rPr>
-              <w:t>ผลงานภารกิจในเกมและชิ้นงานดิจิทัล</w:t>
+              <w:t>ผลงานภารกิจในเกมและบันทึกคะแนนรายบุคคล 11 คน</w:t>
             </w:r>
           </w:p>
         </w:tc>
@@ -2253,6 +4273,7 @@
             </w:pPr>
             <w:r>
               <w:rPr>
+                <w:rFonts w:ascii="TH Sarabun New" w:hAnsi="TH Sarabun New" w:eastAsia="TH Sarabun New"/>
                 <w:sz w:val="26"/>
               </w:rPr>
               <w:t>มีความมั่นใจและวินัยในการใช้คอมพิวเตอร์</w:t>
@@ -2261,7 +4282,7 @@
         </w:tc>
         <w:tc>
           <w:tcPr>
-            <w:tcW w:type="dxa" w:w="6120"/>
+            <w:tcW w:type="dxa" w:w="5083"/>
             <w:vAlign w:val="center"/>
           </w:tcPr>
           <w:p>
@@ -2270,9 +4291,10 @@
             </w:pPr>
             <w:r>
               <w:rPr>
+                <w:rFonts w:ascii="TH Sarabun New" w:hAnsi="TH Sarabun New" w:eastAsia="TH Sarabun New"/>
                 <w:sz w:val="26"/>
               </w:rPr>
-              <w:t>ภาพกิจกรรมใน Google Photos และบันทึกหลังสอน</w:t>
+              <w:t>ภาพกิจกรรมใน Google Photos (10 ก.ย. 2569) และบันทึกหลังสอน</w:t>
             </w:r>
           </w:p>
         </w:tc>
@@ -2290,15 +4312,16 @@
             </w:pPr>
             <w:r>
               <w:rPr>
+                <w:rFonts w:ascii="TH Sarabun New" w:hAnsi="TH Sarabun New" w:eastAsia="TH Sarabun New"/>
                 <w:sz w:val="26"/>
               </w:rPr>
-              <w:t>ผู้เรียนทุกคนพัฒนาขึ้น</w:t>
+              <w:t>ผู้เรียนทุกคนพัฒนาขึ้นและผ่านเกณฑ์ 100%</w:t>
             </w:r>
           </w:p>
         </w:tc>
         <w:tc>
           <w:tcPr>
-            <w:tcW w:type="dxa" w:w="6120"/>
+            <w:tcW w:type="dxa" w:w="5083"/>
             <w:vAlign w:val="center"/>
             <w:shd w:fill="F8EEF0"/>
           </w:tcPr>
@@ -2308,9 +4331,10 @@
             </w:pPr>
             <w:r>
               <w:rPr>
+                <w:rFonts w:ascii="TH Sarabun New" w:hAnsi="TH Sarabun New" w:eastAsia="TH Sarabun New"/>
                 <w:sz w:val="26"/>
               </w:rPr>
-              <w:t>ตารางสรุปผลรายบุคคลในภาคผนวก ข</w:t>
+              <w:t>ตารางสรุปผลรายบุคคลและผลการวิเคราะห์ Paired t-test</w:t>
             </w:r>
           </w:p>
         </w:tc>
@@ -2340,7 +4364,7 @@
           <w:b w:val="0"/>
           <w:sz w:val="30"/>
         </w:rPr>
-        <w:t>• แผนการจัดการเรียนรู้ 4 แผน เรื่องทักษะการใช้เมาส์</w:t>
+        <w:t>• แผนการจัดการเรียนรู้ 4 แผน (แผนที่ 5–8) เรื่องทักษะปฏิบัติการใช้เมาส์</w:t>
       </w:r>
     </w:p>
     <w:p>
@@ -2353,7 +4377,7 @@
           <w:b w:val="0"/>
           <w:sz w:val="30"/>
         </w:rPr>
-        <w:t>• แบบประเมินทักษะก่อน - หลังเรียน และรูบริกภารกิจปฏิบัติ</w:t>
+        <w:t>• แบบประเมินทักษะก่อน - หลังเรียน และเกณฑ์รูบริกภารกิจปฏิบัติ 4 ด้าน</w:t>
       </w:r>
     </w:p>
     <w:p>
@@ -2366,7 +4390,7 @@
           <w:b w:val="0"/>
           <w:sz w:val="30"/>
         </w:rPr>
-        <w:t>• ภาพกิจกรรม Google Photos วันที่ 10 กันยายน 2569</w:t>
+        <w:t>• ภาพกิจกรรม Google Photos วันที่ 10 กันยายน 2569 ณ ห้องปฏิบัติการคอมพิวเตอร์ โรงเรียนบ้านคลองมดแดง</w:t>
       </w:r>
     </w:p>
     <w:p>
@@ -2379,12 +4403,12 @@
           <w:b w:val="0"/>
           <w:sz w:val="30"/>
         </w:rPr>
-        <w:t>• ข้อมูลการใช้งานและกิจกรรมผู้เรียนจากระบบ Kru James Soncom Admin</w:t>
+        <w:t>• ข้อมูลการใช้งานและกิจกรรมผู้เรียนจากระบบ Kru James Soncom</w:t>
       </w:r>
     </w:p>
     <w:p>
       <w:pPr>
-        <w:spacing w:before="1000" w:after="100"/>
+        <w:spacing w:before="800" w:after="100"/>
         <w:jc w:val="center"/>
       </w:pPr>
       <w:r>
@@ -2421,7 +4445,7 @@
           <w:b w:val="0"/>
           <w:sz w:val="32"/>
         </w:rPr>
-        <w:t>ตำแหน่ง ครู อันดับ คศ.1</w:t>
+        <w:t>ตำแหน่ง ครู อันดับ คศ.1 โรงเรียนบ้านคลองมดแดง</w:t>
       </w:r>
     </w:p>
     <w:sectPr>
